--- a/گزارش تمرین اول.docx
+++ b/گزارش تمرین اول.docx
@@ -1457,7 +1457,6 @@
         <w:jc w:val="center"/>
         <w:rPr>
           <w:rFonts w:cs="Koodak"/>
-          <w:rtl/>
           <w:lang w:bidi="fa-IR"/>
         </w:rPr>
       </w:pPr>
@@ -1507,6 +1506,17 @@
     </w:p>
     <w:p>
       <w:pPr>
+        <w:bidi/>
+        <w:jc w:val="center"/>
+        <w:rPr>
+          <w:rFonts w:cs="Koodak" w:hint="cs"/>
+          <w:rtl/>
+          <w:lang w:bidi="fa-IR"/>
+        </w:rPr>
+      </w:pPr>
+    </w:p>
+    <w:p>
+      <w:pPr>
         <w:pStyle w:val="ListParagraph"/>
         <w:numPr>
           <w:ilvl w:val="0"/>
@@ -1525,6 +1535,7 @@
           <w:rtl/>
           <w:lang w:val="en-US"/>
         </w:rPr>
+        <w:lastRenderedPageBreak/>
         <w:t>مواد اولیه و دستور تهیه</w:t>
       </w:r>
     </w:p>
@@ -1535,9 +1546,8 @@
         <w:ind w:left="1080"/>
         <w:jc w:val="both"/>
         <w:rPr>
-          <w:rFonts w:cs="Koodak" w:hint="cs"/>
-          <w:rtl/>
-          <w:lang w:val="en-US" w:bidi="fa-IR"/>
+          <w:rFonts w:cs="Koodak"/>
+          <w:lang w:bidi="fa-IR"/>
         </w:rPr>
       </w:pPr>
       <w:r>
@@ -1546,7 +1556,6 @@
           <w:rtl/>
           <w:lang w:val="en-US"/>
         </w:rPr>
-        <w:lastRenderedPageBreak/>
         <w:t xml:space="preserve">تابع </w:t>
       </w:r>
       <w:proofErr w:type="spellStart"/>
@@ -1602,7 +1611,255 @@
           <w:rtl/>
           <w:lang w:val="en-US"/>
         </w:rPr>
-        <w:t>می‌تواند انواع مختلف واحدهای اندازه‌گیری (مثل قاشق چایخوری، گرم، لیتر، و غیره) را شناسایی کرده و مقادیر آن‌ها را استخراج کند. همچنین این تابع قادر است مواد اولیه را از جمله در قالب‌های مختلف شناسایی کند، حتی زمانی که ممکن است نام مواد اولیه با اعداد یا سایر علائم خاص همراه باشد. به‌عنوان مثال</w:t>
+        <w:t xml:space="preserve">می‌تواند انواع مختلف واحدهای اندازه‌گیری (مثل قاشق چایخوری، گرم، لیتر، و غیره) را شناسایی کرده و مقادیر آن‌ها را استخراج کند. </w:t>
+      </w:r>
+      <w:r>
+        <w:rPr>
+          <w:rFonts w:cs="Koodak" w:hint="cs"/>
+          <w:rtl/>
+          <w:lang w:val="en-US"/>
+        </w:rPr>
+        <w:t>باید توجه کرد که در زبان فارسی افراد مختلف فرم نوشتار متفاوتی دارند از این رو باید فرم</w:t>
+      </w:r>
+      <w:r>
+        <w:rPr>
+          <w:rFonts w:cs="Koodak"/>
+          <w:rtl/>
+          <w:lang w:val="en-US"/>
+        </w:rPr>
+        <w:softHyphen/>
+      </w:r>
+      <w:r>
+        <w:rPr>
+          <w:rFonts w:cs="Koodak" w:hint="cs"/>
+          <w:rtl/>
+          <w:lang w:val="en-US"/>
+        </w:rPr>
+        <w:t>های نوشتاری مختلف را لحاظ کنیم. برای مثال: قاشق غذاخوری به صورت</w:t>
+      </w:r>
+      <w:r>
+        <w:rPr>
+          <w:rFonts w:cs="Koodak"/>
+          <w:rtl/>
+          <w:lang w:val="en-US"/>
+        </w:rPr>
+        <w:softHyphen/>
+      </w:r>
+      <w:r>
+        <w:rPr>
+          <w:rFonts w:cs="Koodak" w:hint="cs"/>
+          <w:rtl/>
+          <w:lang w:val="en-US"/>
+        </w:rPr>
+        <w:t xml:space="preserve">های </w:t>
+      </w:r>
+      <w:r>
+        <w:rPr>
+          <w:rFonts w:cs="Calibri" w:hint="cs"/>
+          <w:rtl/>
+          <w:lang w:val="en-US"/>
+        </w:rPr>
+        <w:t>"</w:t>
+      </w:r>
+      <w:r>
+        <w:rPr>
+          <w:rFonts w:cs="Koodak" w:hint="cs"/>
+          <w:rtl/>
+          <w:lang w:val="en-US"/>
+        </w:rPr>
+        <w:t>قاشق غذاخوری</w:t>
+      </w:r>
+      <w:r>
+        <w:rPr>
+          <w:rFonts w:cs="Calibri" w:hint="cs"/>
+          <w:rtl/>
+          <w:lang w:val="en-US"/>
+        </w:rPr>
+        <w:t>"</w:t>
+      </w:r>
+      <w:r>
+        <w:rPr>
+          <w:rFonts w:cs="Koodak" w:hint="cs"/>
+          <w:rtl/>
+          <w:lang w:val="en-US"/>
+        </w:rPr>
+        <w:t xml:space="preserve">، </w:t>
+      </w:r>
+      <w:r>
+        <w:rPr>
+          <w:rFonts w:cs="Calibri" w:hint="cs"/>
+          <w:rtl/>
+          <w:lang w:val="en-US"/>
+        </w:rPr>
+        <w:t>"</w:t>
+      </w:r>
+      <w:r>
+        <w:rPr>
+          <w:rFonts w:cs="Koodak" w:hint="cs"/>
+          <w:rtl/>
+          <w:lang w:val="en-US"/>
+        </w:rPr>
+        <w:t>قاشق غذا خوری</w:t>
+      </w:r>
+      <w:r>
+        <w:rPr>
+          <w:rFonts w:cs="Calibri" w:hint="cs"/>
+          <w:rtl/>
+          <w:lang w:val="en-US"/>
+        </w:rPr>
+        <w:t>"</w:t>
+      </w:r>
+      <w:r>
+        <w:rPr>
+          <w:rFonts w:cs="Koodak" w:hint="cs"/>
+          <w:rtl/>
+          <w:lang w:val="en-US"/>
+        </w:rPr>
+        <w:t xml:space="preserve">، </w:t>
+      </w:r>
+      <w:r>
+        <w:rPr>
+          <w:rFonts w:cs="Calibri" w:hint="cs"/>
+          <w:rtl/>
+          <w:lang w:val="en-US"/>
+        </w:rPr>
+        <w:t>"</w:t>
+      </w:r>
+      <w:r>
+        <w:rPr>
+          <w:rFonts w:cs="Koodak" w:hint="cs"/>
+          <w:rtl/>
+          <w:lang w:val="en-US"/>
+        </w:rPr>
+        <w:t>ق غذاخوری</w:t>
+      </w:r>
+      <w:r>
+        <w:rPr>
+          <w:rFonts w:cs="Calibri" w:hint="cs"/>
+          <w:rtl/>
+          <w:lang w:val="en-US"/>
+        </w:rPr>
+        <w:t>"</w:t>
+      </w:r>
+      <w:r>
+        <w:rPr>
+          <w:rFonts w:cs="Koodak" w:hint="cs"/>
+          <w:rtl/>
+          <w:lang w:val="en-US"/>
+        </w:rPr>
+        <w:t xml:space="preserve">، </w:t>
+      </w:r>
+      <w:r>
+        <w:rPr>
+          <w:rFonts w:cs="Calibri" w:hint="cs"/>
+          <w:rtl/>
+          <w:lang w:val="en-US"/>
+        </w:rPr>
+        <w:t>"</w:t>
+      </w:r>
+      <w:r>
+        <w:rPr>
+          <w:rFonts w:cs="Koodak" w:hint="cs"/>
+          <w:rtl/>
+          <w:lang w:val="en-US"/>
+        </w:rPr>
+        <w:t>ق غذا خوری</w:t>
+      </w:r>
+      <w:r>
+        <w:rPr>
+          <w:rFonts w:cs="Calibri" w:hint="cs"/>
+          <w:rtl/>
+          <w:lang w:val="en-US"/>
+        </w:rPr>
+        <w:t>"</w:t>
+      </w:r>
+      <w:r>
+        <w:rPr>
+          <w:rFonts w:cs="Koodak" w:hint="cs"/>
+          <w:rtl/>
+          <w:lang w:val="en-US"/>
+        </w:rPr>
+        <w:t xml:space="preserve"> و </w:t>
+      </w:r>
+      <w:r>
+        <w:rPr>
+          <w:rFonts w:cs="Calibri" w:hint="cs"/>
+          <w:rtl/>
+          <w:lang w:val="en-US"/>
+        </w:rPr>
+        <w:t>"</w:t>
+      </w:r>
+      <w:r>
+        <w:rPr>
+          <w:rFonts w:cs="Koodak" w:hint="cs"/>
+          <w:rtl/>
+          <w:lang w:val="en-US"/>
+        </w:rPr>
+        <w:t>ق غ</w:t>
+      </w:r>
+      <w:r>
+        <w:rPr>
+          <w:rFonts w:cs="Calibri" w:hint="cs"/>
+          <w:rtl/>
+          <w:lang w:val="en-US"/>
+        </w:rPr>
+        <w:t>"</w:t>
+      </w:r>
+      <w:r>
+        <w:rPr>
+          <w:rFonts w:cs="Koodak" w:hint="cs"/>
+          <w:rtl/>
+          <w:lang w:val="en-US"/>
+        </w:rPr>
+        <w:t xml:space="preserve"> نوشته می</w:t>
+      </w:r>
+      <w:r>
+        <w:rPr>
+          <w:rFonts w:cs="Koodak"/>
+          <w:rtl/>
+          <w:lang w:val="en-US"/>
+        </w:rPr>
+        <w:softHyphen/>
+      </w:r>
+      <w:r>
+        <w:rPr>
+          <w:rFonts w:cs="Koodak" w:hint="cs"/>
+          <w:rtl/>
+          <w:lang w:val="en-US"/>
+        </w:rPr>
+        <w:t xml:space="preserve">شوند. </w:t>
+      </w:r>
+      <w:r>
+        <w:rPr>
+          <w:rFonts w:cs="Koodak" w:hint="cs"/>
+          <w:rtl/>
+          <w:lang w:val="en-US"/>
+        </w:rPr>
+        <w:t>علاوه بر این ها عدم رعایت فاصله</w:t>
+      </w:r>
+      <w:r>
+        <w:rPr>
+          <w:rFonts w:cs="Koodak"/>
+          <w:rtl/>
+          <w:lang w:val="en-US"/>
+        </w:rPr>
+        <w:softHyphen/>
+      </w:r>
+      <w:r>
+        <w:rPr>
+          <w:rFonts w:cs="Koodak" w:hint="cs"/>
+          <w:rtl/>
+          <w:lang w:val="en-US"/>
+        </w:rPr>
+        <w:t>ها هنگام نوشتار میزان نیز یکی از مشکلات بود که در این تابع به آن پرداخته شده است. در نتیجه</w:t>
+      </w:r>
+      <w:r>
+        <w:rPr>
+          <w:rFonts w:cs="Koodak"/>
+          <w:rtl/>
+          <w:lang w:val="en-US"/>
+        </w:rPr>
+        <w:t xml:space="preserve"> این تابع قادر است مواد اولیه را از جمله در قالب‌های مختلف شناسایی کند، حتی زمانی که ممکن است نام مواد اولیه با اعداد یا سایر علائم خاص همراه باشد. به‌عنوان مثال</w:t>
       </w:r>
       <w:r>
         <w:rPr>
@@ -1622,49 +1879,49 @@
       <w:r>
         <w:rPr>
           <w:rFonts w:cs="Koodak"/>
-          <w:lang w:val="en-US" w:bidi="fa-IR"/>
-        </w:rPr>
-        <w:t>a</w:t>
-      </w:r>
-      <w:r>
-        <w:rPr>
-          <w:rFonts w:cs="Koodak"/>
-          <w:highlight w:val="yellow"/>
-          <w:lang w:val="en-US" w:bidi="fa-IR"/>
-        </w:rPr>
-        <w:t>mount</w:t>
-      </w:r>
-      <w:r>
-        <w:rPr>
-          <w:rFonts w:cs="Koodak" w:hint="cs"/>
-          <w:highlight w:val="yellow"/>
-          <w:rtl/>
-          <w:lang w:val="en-US" w:bidi="fa-IR"/>
-        </w:rPr>
-        <w:t xml:space="preserve"> بنویس</w:t>
-      </w:r>
-    </w:p>
-    <w:p>
-      <w:pPr>
-        <w:pStyle w:val="ListParagraph"/>
-        <w:numPr>
-          <w:ilvl w:val="0"/>
-          <w:numId w:val="6"/>
-        </w:numPr>
-        <w:bidi/>
-        <w:jc w:val="both"/>
+          <w:rtl/>
+          <w:lang w:val="en-US"/>
+        </w:rPr>
+        <w:t>شناسایی مقادیر کسری مانند "</w:t>
+      </w:r>
+      <w:r>
+        <w:rPr>
+          <w:rFonts w:cs="Koodak" w:hint="cs"/>
+          <w:rtl/>
+          <w:lang w:val="en-US"/>
+        </w:rPr>
+        <w:t>2/1</w:t>
+      </w:r>
+      <w:r>
+        <w:rPr>
+          <w:rFonts w:cs="Koodak"/>
+          <w:rtl/>
+          <w:lang w:val="en-US"/>
+        </w:rPr>
+        <w:t xml:space="preserve"> قاشق چایخوری</w:t>
+      </w:r>
+      <w:r>
         <w:rPr>
           <w:rFonts w:cs="Koodak"/>
           <w:lang w:bidi="fa-IR"/>
         </w:rPr>
-      </w:pPr>
+        <w:t>"</w:t>
+      </w:r>
+      <w:r>
+        <w:rPr>
+          <w:rFonts w:cs="Koodak" w:hint="cs"/>
+          <w:rtl/>
+          <w:lang w:bidi="fa-IR"/>
+        </w:rPr>
+        <w:t xml:space="preserve">، </w:t>
+      </w:r>
       <w:r>
         <w:rPr>
           <w:rFonts w:cs="Koodak"/>
           <w:rtl/>
           <w:lang w:val="en-US"/>
         </w:rPr>
-        <w:t>شناسایی مقادیر کسری مانند "</w:t>
+        <w:t>شناسایی واحدهای اندازه‌گیری مختلف مانند "گرم"، "قاشق غذاخوری"، "لیتر" و غیره</w:t>
       </w:r>
       <w:r>
         <w:rPr>
@@ -1672,7 +1929,7 @@
           <w:rtl/>
           <w:lang w:val="en-US"/>
         </w:rPr>
-        <w:t>2/1</w:t>
+        <w:t xml:space="preserve"> و </w:t>
       </w:r>
       <w:r>
         <w:rPr>
@@ -1680,60 +1937,15 @@
           <w:rtl/>
           <w:lang w:val="en-US"/>
         </w:rPr>
-        <w:t xml:space="preserve"> قاشق چایخوری</w:t>
-      </w:r>
-      <w:r>
-        <w:rPr>
-          <w:rFonts w:cs="Koodak"/>
-          <w:lang w:bidi="fa-IR"/>
-        </w:rPr>
-        <w:t>"</w:t>
-      </w:r>
-    </w:p>
-    <w:p>
-      <w:pPr>
-        <w:pStyle w:val="ListParagraph"/>
-        <w:numPr>
-          <w:ilvl w:val="0"/>
-          <w:numId w:val="6"/>
-        </w:numPr>
-        <w:bidi/>
-        <w:jc w:val="both"/>
-        <w:rPr>
-          <w:rFonts w:cs="Koodak"/>
-          <w:lang w:bidi="fa-IR"/>
-        </w:rPr>
-      </w:pPr>
-      <w:r>
-        <w:rPr>
-          <w:rFonts w:cs="Koodak"/>
+        <w:t>استخراج مواد اولیه حتی زمانی که متن شامل توضیحات اضافی باشد</w:t>
+      </w:r>
+      <w:r>
+        <w:rPr>
+          <w:rFonts w:cs="Koodak" w:hint="cs"/>
           <w:rtl/>
           <w:lang w:val="en-US"/>
         </w:rPr>
-        <w:t>شناسایی واحدهای اندازه‌گیری مختلف مانند "گرم"، "قاشق غذاخوری"، "لیتر" و غیره</w:t>
-      </w:r>
-    </w:p>
-    <w:p>
-      <w:pPr>
-        <w:pStyle w:val="ListParagraph"/>
-        <w:numPr>
-          <w:ilvl w:val="0"/>
-          <w:numId w:val="6"/>
-        </w:numPr>
-        <w:bidi/>
-        <w:jc w:val="both"/>
-        <w:rPr>
-          <w:rFonts w:cs="Koodak"/>
-          <w:lang w:bidi="fa-IR"/>
-        </w:rPr>
-      </w:pPr>
-      <w:r>
-        <w:rPr>
-          <w:rFonts w:cs="Koodak"/>
-          <w:rtl/>
-          <w:lang w:val="en-US"/>
-        </w:rPr>
-        <w:t>استخراج مواد اولیه حتی زمانی که متن شامل توضیحات اضافی باشد</w:t>
+        <w:t>.</w:t>
       </w:r>
     </w:p>
     <w:p>
@@ -1792,21 +2004,14 @@
         </w:rPr>
         <w:t>:</w:t>
       </w:r>
-    </w:p>
-    <w:p>
-      <w:pPr>
-        <w:pStyle w:val="ListParagraph"/>
-        <w:numPr>
-          <w:ilvl w:val="0"/>
-          <w:numId w:val="7"/>
-        </w:numPr>
-        <w:bidi/>
-        <w:jc w:val="both"/>
-        <w:rPr>
-          <w:rFonts w:cs="Koodak"/>
+      <w:r>
+        <w:rPr>
+          <w:rFonts w:cs="Koodak" w:hint="cs"/>
+          <w:rtl/>
           <w:lang w:bidi="fa-IR"/>
         </w:rPr>
-      </w:pPr>
+        <w:t xml:space="preserve"> </w:t>
+      </w:r>
       <w:r>
         <w:rPr>
           <w:rFonts w:cs="Koodak"/>
@@ -1821,21 +2026,14 @@
         </w:rPr>
         <w:t>"</w:t>
       </w:r>
-    </w:p>
-    <w:p>
-      <w:pPr>
-        <w:pStyle w:val="ListParagraph"/>
-        <w:numPr>
-          <w:ilvl w:val="0"/>
-          <w:numId w:val="7"/>
-        </w:numPr>
-        <w:bidi/>
-        <w:jc w:val="both"/>
-        <w:rPr>
-          <w:rFonts w:cs="Koodak"/>
+      <w:r>
+        <w:rPr>
+          <w:rFonts w:cs="Koodak" w:hint="cs"/>
+          <w:rtl/>
           <w:lang w:bidi="fa-IR"/>
         </w:rPr>
-      </w:pPr>
+        <w:t xml:space="preserve">، </w:t>
+      </w:r>
       <w:r>
         <w:rPr>
           <w:rFonts w:cs="Koodak"/>
@@ -1843,27 +2041,33 @@
         </w:rPr>
         <w:t>شناسایی مراحل خاص که ممکن است به زمان یا دما وابسته باشند</w:t>
       </w:r>
-    </w:p>
-    <w:p>
-      <w:pPr>
-        <w:pStyle w:val="ListParagraph"/>
-        <w:numPr>
-          <w:ilvl w:val="0"/>
-          <w:numId w:val="7"/>
-        </w:numPr>
-        <w:bidi/>
-        <w:jc w:val="both"/>
-        <w:rPr>
-          <w:rFonts w:cs="Koodak"/>
-          <w:lang w:bidi="fa-IR"/>
-        </w:rPr>
-      </w:pPr>
+      <w:r>
+        <w:rPr>
+          <w:rFonts w:cs="Koodak" w:hint="cs"/>
+          <w:rtl/>
+        </w:rPr>
+        <w:t xml:space="preserve"> و </w:t>
+      </w:r>
       <w:r>
         <w:rPr>
           <w:rFonts w:cs="Koodak"/>
           <w:rtl/>
         </w:rPr>
         <w:t>جداسازی دستورات به گونه‌ای که بتوان آن‌ها را به صورت مرحله به مرحله دنبال کرد</w:t>
+      </w:r>
+      <w:r>
+        <w:rPr>
+          <w:rFonts w:cs="Koodak" w:hint="cs"/>
+          <w:rtl/>
+        </w:rPr>
+        <w:t>.</w:t>
+      </w:r>
+      <w:r>
+        <w:rPr>
+          <w:rFonts w:cs="Koodak" w:hint="cs"/>
+          <w:rtl/>
+        </w:rPr>
+        <w:t xml:space="preserve"> </w:t>
       </w:r>
     </w:p>
     <w:p>
@@ -1896,6 +2100,14 @@
       <w:r>
         <w:rPr>
           <w:rFonts w:cs="Koodak"/>
+          <w:lang w:bidi="fa-IR"/>
+        </w:rPr>
+        <w:t xml:space="preserve"> </w:t>
+      </w:r>
+      <w:r>
+        <w:rPr>
+          <w:rFonts w:cs="Koodak" w:hint="cs"/>
+          <w:rtl/>
           <w:lang w:bidi="fa-IR"/>
         </w:rPr>
         <w:t xml:space="preserve"> </w:t>
@@ -2343,6 +2555,7 @@
           <w:rtl/>
           <w:lang w:val="en-US" w:bidi="fa-IR"/>
         </w:rPr>
+        <w:lastRenderedPageBreak/>
         <w:t xml:space="preserve">  &lt;/</w:t>
       </w:r>
       <w:r>
@@ -2402,7 +2615,7 @@
         <w:bidi/>
         <w:jc w:val="both"/>
         <w:rPr>
-          <w:rFonts w:cs="Koodak" w:hint="cs"/>
+          <w:rFonts w:cs="Koodak"/>
           <w:rtl/>
           <w:lang w:val="en-US" w:bidi="fa-IR"/>
         </w:rPr>
@@ -2413,7 +2626,6 @@
           <w:rtl/>
           <w:lang w:val="en-US"/>
         </w:rPr>
-        <w:lastRenderedPageBreak/>
         <w:t>در این پروژه، خروجی‌های برچسب‌گذاری در قالب</w:t>
       </w:r>
       <w:r>
@@ -3057,6 +3269,13 @@
           <w:rFonts w:cs="Koodak" w:hint="cs"/>
           <w:rtl/>
         </w:rPr>
+        <w:t xml:space="preserve">در این بخش </w:t>
+      </w:r>
+      <w:r>
+        <w:rPr>
+          <w:rFonts w:cs="Koodak" w:hint="cs"/>
+          <w:rtl/>
+        </w:rPr>
         <w:t>مهم‌ترین</w:t>
       </w:r>
       <w:r>
@@ -3085,49 +3304,35 @@
           <w:rFonts w:cs="Koodak" w:hint="cs"/>
           <w:rtl/>
         </w:rPr>
-        <w:t>به</w:t>
-      </w:r>
-      <w:r>
-        <w:rPr>
-          <w:rFonts w:cs="Koodak"/>
-          <w:rtl/>
-        </w:rPr>
-        <w:t xml:space="preserve"> </w:t>
-      </w:r>
-      <w:r>
-        <w:rPr>
-          <w:rFonts w:cs="Koodak" w:hint="cs"/>
-          <w:rtl/>
-        </w:rPr>
-        <w:t>شرح</w:t>
-      </w:r>
-      <w:r>
-        <w:rPr>
-          <w:rFonts w:cs="Koodak"/>
-          <w:rtl/>
-        </w:rPr>
-        <w:t xml:space="preserve"> </w:t>
-      </w:r>
-      <w:r>
-        <w:rPr>
-          <w:rFonts w:cs="Koodak" w:hint="cs"/>
-          <w:rtl/>
-        </w:rPr>
-        <w:t>زیر</w:t>
-      </w:r>
-      <w:r>
-        <w:rPr>
-          <w:rFonts w:cs="Koodak"/>
-          <w:rtl/>
-        </w:rPr>
-        <w:t xml:space="preserve"> </w:t>
-      </w:r>
-      <w:r>
-        <w:rPr>
-          <w:rFonts w:cs="Koodak" w:hint="cs"/>
-          <w:rtl/>
-        </w:rPr>
-        <w:t>بودند</w:t>
+        <w:t>را به طور جامع</w:t>
+      </w:r>
+      <w:r>
+        <w:rPr>
+          <w:rFonts w:cs="Koodak"/>
+          <w:rtl/>
+        </w:rPr>
+        <w:softHyphen/>
+      </w:r>
+      <w:r>
+        <w:rPr>
+          <w:rFonts w:cs="Koodak" w:hint="cs"/>
+          <w:rtl/>
+        </w:rPr>
+        <w:t>تر بررسی می</w:t>
+      </w:r>
+      <w:r>
+        <w:rPr>
+          <w:rFonts w:cs="Koodak"/>
+          <w:rtl/>
+        </w:rPr>
+        <w:softHyphen/>
+      </w:r>
+      <w:r>
+        <w:rPr>
+          <w:rFonts w:cs="Koodak" w:hint="cs"/>
+          <w:rtl/>
+        </w:rPr>
+        <w:t>کنیم</w:t>
       </w:r>
       <w:r>
         <w:rPr>
@@ -5374,6 +5579,7 @@
       </w:pPr>
       <w:r>
         <w:rPr>
+          <w:noProof/>
           <w:rtl/>
         </w:rPr>
         <w:lastRenderedPageBreak/>
@@ -5730,7 +5936,7 @@
         <w:pStyle w:val="ListParagraph"/>
         <w:bidi/>
         <w:rPr>
-          <w:rFonts w:cs="Calibri" w:hint="cs"/>
+          <w:rFonts w:cs="Calibri"/>
           <w:rtl/>
           <w:lang w:val="en-US" w:bidi="fa-IR"/>
         </w:rPr>

--- a/گزارش تمرین اول.docx
+++ b/گزارش تمرین اول.docx
@@ -1509,7 +1509,7 @@
         <w:bidi/>
         <w:jc w:val="center"/>
         <w:rPr>
-          <w:rFonts w:cs="Koodak" w:hint="cs"/>
+          <w:rFonts w:cs="Koodak"/>
           <w:rtl/>
           <w:lang w:bidi="fa-IR"/>
         </w:rPr>
@@ -5537,57 +5537,22 @@
     </w:p>
     <w:p>
       <w:pPr>
-        <w:pStyle w:val="ListParagraph"/>
-        <w:numPr>
-          <w:ilvl w:val="1"/>
-          <w:numId w:val="7"/>
-        </w:numPr>
-        <w:bidi/>
-        <w:rPr>
-          <w:rFonts w:cs="Koodak"/>
-        </w:rPr>
-      </w:pPr>
-      <w:r>
-        <w:rPr>
-          <w:rFonts w:cs="Koodak" w:hint="cs"/>
-          <w:rtl/>
-        </w:rPr>
-        <w:t xml:space="preserve">نمونه با تگ </w:t>
-      </w:r>
-      <w:r>
-        <w:rPr>
-          <w:rFonts w:cs="Koodak"/>
-          <w:lang w:val="en-US"/>
-        </w:rPr>
-        <w:t>good</w:t>
-      </w:r>
-      <w:r>
-        <w:rPr>
-          <w:rFonts w:cs="Koodak" w:hint="cs"/>
-          <w:rtl/>
-          <w:lang w:val="en-US" w:bidi="fa-IR"/>
-        </w:rPr>
-        <w:t>:</w:t>
-      </w:r>
-    </w:p>
-    <w:p>
-      <w:pPr>
-        <w:bidi/>
-        <w:rPr>
-          <w:rFonts w:cs="Koodak"/>
-        </w:rPr>
-      </w:pPr>
-      <w:r>
-        <w:rPr>
-          <w:noProof/>
-          <w:rtl/>
-        </w:rPr>
-        <w:lastRenderedPageBreak/>
+        <w:bidi/>
+        <w:rPr>
+          <w:rFonts w:cs="Koodak"/>
+          <w:rtl/>
+        </w:rPr>
+      </w:pPr>
+      <w:r>
+        <w:rPr>
+          <w:rFonts w:cs="Koodak"/>
+          <w:rtl/>
+        </w:rPr>
         <w:drawing>
-          <wp:inline distT="0" distB="0" distL="0" distR="0" wp14:anchorId="2FB266E7" wp14:editId="2A875A01">
-            <wp:extent cx="5731510" cy="6186805"/>
-            <wp:effectExtent l="0" t="0" r="2540" b="4445"/>
-            <wp:docPr id="1666306452" name="Picture 1"/>
+          <wp:inline distT="0" distB="0" distL="0" distR="0" wp14:anchorId="1F25C01F" wp14:editId="4202075E">
+            <wp:extent cx="5731510" cy="2728595"/>
+            <wp:effectExtent l="0" t="0" r="2540" b="0"/>
+            <wp:docPr id="1722133703" name="Picture 1" descr="A screen shot of a computer&#10;&#10;AI-generated content may be incorrect."/>
             <wp:cNvGraphicFramePr>
               <a:graphicFrameLocks xmlns:a="http://schemas.openxmlformats.org/drawingml/2006/main" noChangeAspect="1"/>
             </wp:cNvGraphicFramePr>
@@ -5595,7 +5560,7 @@
               <a:graphicData uri="http://schemas.openxmlformats.org/drawingml/2006/picture">
                 <pic:pic xmlns:pic="http://schemas.openxmlformats.org/drawingml/2006/picture">
                   <pic:nvPicPr>
-                    <pic:cNvPr id="1666306452" name=""/>
+                    <pic:cNvPr id="1722133703" name="Picture 1" descr="A screen shot of a computer&#10;&#10;AI-generated content may be incorrect."/>
                     <pic:cNvPicPr/>
                   </pic:nvPicPr>
                   <pic:blipFill>
@@ -5607,7 +5572,7 @@
                   <pic:spPr>
                     <a:xfrm>
                       <a:off x="0" y="0"/>
-                      <a:ext cx="5731510" cy="6186805"/>
+                      <a:ext cx="5731510" cy="2728595"/>
                     </a:xfrm>
                     <a:prstGeom prst="rect">
                       <a:avLst/>
@@ -5623,71 +5588,6 @@
     <w:p>
       <w:pPr>
         <w:pStyle w:val="ListParagraph"/>
-        <w:numPr>
-          <w:ilvl w:val="1"/>
-          <w:numId w:val="7"/>
-        </w:numPr>
-        <w:bidi/>
-        <w:rPr>
-          <w:rFonts w:cs="Koodak"/>
-        </w:rPr>
-      </w:pPr>
-      <w:r>
-        <w:rPr>
-          <w:rFonts w:cs="Koodak" w:hint="cs"/>
-          <w:rtl/>
-          <w:lang w:val="en-US" w:bidi="fa-IR"/>
-        </w:rPr>
-        <w:t xml:space="preserve">نمونه با </w:t>
-      </w:r>
-      <w:proofErr w:type="spellStart"/>
-      <w:r>
-        <w:rPr>
-          <w:rFonts w:cs="Koodak" w:hint="cs"/>
-          <w:rtl/>
-          <w:lang w:val="en-US" w:bidi="fa-IR"/>
-        </w:rPr>
-        <w:t>تگ</w:t>
-      </w:r>
-      <w:proofErr w:type="spellEnd"/>
-      <w:r>
-        <w:rPr>
-          <w:rFonts w:cs="Koodak" w:hint="cs"/>
-          <w:rtl/>
-          <w:lang w:val="en-US" w:bidi="fa-IR"/>
-        </w:rPr>
-        <w:t xml:space="preserve"> </w:t>
-      </w:r>
-      <w:r>
-        <w:rPr>
-          <w:rFonts w:cs="Koodak"/>
-          <w:lang w:val="en-US" w:bidi="fa-IR"/>
-        </w:rPr>
-        <w:t>bad</w:t>
-      </w:r>
-      <w:r>
-        <w:rPr>
-          <w:rFonts w:cs="Koodak" w:hint="cs"/>
-          <w:rtl/>
-          <w:lang w:val="en-US" w:bidi="fa-IR"/>
-        </w:rPr>
-        <w:t>:</w:t>
-      </w:r>
-    </w:p>
-    <w:p>
-      <w:pPr>
-        <w:pStyle w:val="ListParagraph"/>
-        <w:bidi/>
-        <w:ind w:left="2520"/>
-        <w:rPr>
-          <w:rFonts w:cs="Koodak"/>
-          <w:rtl/>
-        </w:rPr>
-      </w:pPr>
-    </w:p>
-    <w:p>
-      <w:pPr>
-        <w:pStyle w:val="ListParagraph"/>
         <w:bidi/>
         <w:rPr>
           <w:rFonts w:cs="Koodak"/>
@@ -5763,6 +5663,56 @@
     </w:p>
     <w:p>
       <w:pPr>
+        <w:bidi/>
+        <w:rPr>
+          <w:rFonts w:cs="Koodak"/>
+        </w:rPr>
+      </w:pPr>
+      <w:r>
+        <w:rPr>
+          <w:rFonts w:cs="Koodak"/>
+          <w:rtl/>
+          <w:lang w:bidi="fa-IR"/>
+        </w:rPr>
+        <w:drawing>
+          <wp:inline distT="0" distB="0" distL="0" distR="0" wp14:anchorId="71371A35" wp14:editId="25203D0B">
+            <wp:extent cx="5731510" cy="5351780"/>
+            <wp:effectExtent l="0" t="0" r="2540" b="1270"/>
+            <wp:docPr id="121390144" name="Picture 1" descr="A screen shot of a computer program&#10;&#10;AI-generated content may be incorrect."/>
+            <wp:cNvGraphicFramePr>
+              <a:graphicFrameLocks xmlns:a="http://schemas.openxmlformats.org/drawingml/2006/main" noChangeAspect="1"/>
+            </wp:cNvGraphicFramePr>
+            <a:graphic xmlns:a="http://schemas.openxmlformats.org/drawingml/2006/main">
+              <a:graphicData uri="http://schemas.openxmlformats.org/drawingml/2006/picture">
+                <pic:pic xmlns:pic="http://schemas.openxmlformats.org/drawingml/2006/picture">
+                  <pic:nvPicPr>
+                    <pic:cNvPr id="121390144" name="Picture 1" descr="A screen shot of a computer program&#10;&#10;AI-generated content may be incorrect."/>
+                    <pic:cNvPicPr/>
+                  </pic:nvPicPr>
+                  <pic:blipFill>
+                    <a:blip r:embed="rId17"/>
+                    <a:stretch>
+                      <a:fillRect/>
+                    </a:stretch>
+                  </pic:blipFill>
+                  <pic:spPr>
+                    <a:xfrm>
+                      <a:off x="0" y="0"/>
+                      <a:ext cx="5731510" cy="5351780"/>
+                    </a:xfrm>
+                    <a:prstGeom prst="rect">
+                      <a:avLst/>
+                    </a:prstGeom>
+                  </pic:spPr>
+                </pic:pic>
+              </a:graphicData>
+            </a:graphic>
+          </wp:inline>
+        </w:drawing>
+      </w:r>
+    </w:p>
+    <w:p>
+      <w:pPr>
         <w:pStyle w:val="ListParagraph"/>
         <w:numPr>
           <w:ilvl w:val="1"/>
@@ -5771,7 +5721,6 @@
         <w:bidi/>
         <w:rPr>
           <w:rFonts w:cs="Koodak"/>
-          <w:rtl/>
         </w:rPr>
       </w:pPr>
       <w:r>
@@ -5818,6 +5767,57 @@
     </w:p>
     <w:p>
       <w:pPr>
+        <w:bidi/>
+        <w:rPr>
+          <w:rFonts w:cs="Koodak"/>
+          <w:rtl/>
+        </w:rPr>
+      </w:pPr>
+      <w:r>
+        <w:rPr>
+          <w:rFonts w:cs="Koodak"/>
+          <w:rtl/>
+        </w:rPr>
+        <w:lastRenderedPageBreak/>
+        <w:drawing>
+          <wp:inline distT="0" distB="0" distL="0" distR="0" wp14:anchorId="0D0B1129" wp14:editId="1E8E05AF">
+            <wp:extent cx="5731510" cy="3051810"/>
+            <wp:effectExtent l="0" t="0" r="2540" b="0"/>
+            <wp:docPr id="2104835800" name="Picture 1" descr="A screen shot of a computer screen&#10;&#10;AI-generated content may be incorrect."/>
+            <wp:cNvGraphicFramePr>
+              <a:graphicFrameLocks xmlns:a="http://schemas.openxmlformats.org/drawingml/2006/main" noChangeAspect="1"/>
+            </wp:cNvGraphicFramePr>
+            <a:graphic xmlns:a="http://schemas.openxmlformats.org/drawingml/2006/main">
+              <a:graphicData uri="http://schemas.openxmlformats.org/drawingml/2006/picture">
+                <pic:pic xmlns:pic="http://schemas.openxmlformats.org/drawingml/2006/picture">
+                  <pic:nvPicPr>
+                    <pic:cNvPr id="2104835800" name="Picture 1" descr="A screen shot of a computer screen&#10;&#10;AI-generated content may be incorrect."/>
+                    <pic:cNvPicPr/>
+                  </pic:nvPicPr>
+                  <pic:blipFill>
+                    <a:blip r:embed="rId18"/>
+                    <a:stretch>
+                      <a:fillRect/>
+                    </a:stretch>
+                  </pic:blipFill>
+                  <pic:spPr>
+                    <a:xfrm>
+                      <a:off x="0" y="0"/>
+                      <a:ext cx="5731510" cy="3051810"/>
+                    </a:xfrm>
+                    <a:prstGeom prst="rect">
+                      <a:avLst/>
+                    </a:prstGeom>
+                  </pic:spPr>
+                </pic:pic>
+              </a:graphicData>
+            </a:graphic>
+          </wp:inline>
+        </w:drawing>
+      </w:r>
+    </w:p>
+    <w:p>
+      <w:pPr>
         <w:pStyle w:val="ListParagraph"/>
         <w:bidi/>
         <w:rPr>
@@ -5876,31 +5876,168 @@
     <w:p>
       <w:pPr>
         <w:pStyle w:val="ListParagraph"/>
-        <w:bidi/>
-        <w:rPr>
-          <w:rFonts w:cs="Koodak"/>
-          <w:rtl/>
-          <w:lang w:val="en-US" w:bidi="fa-IR"/>
-        </w:rPr>
-      </w:pPr>
+        <w:numPr>
+          <w:ilvl w:val="1"/>
+          <w:numId w:val="7"/>
+        </w:numPr>
+        <w:bidi/>
+        <w:rPr>
+          <w:rFonts w:cs="Koodak"/>
+          <w:lang w:val="en-US" w:bidi="fa-IR"/>
+        </w:rPr>
+      </w:pPr>
+      <w:r>
+        <w:rPr>
+          <w:rFonts w:cs="Koodak" w:hint="cs"/>
+          <w:rtl/>
+          <w:lang w:val="en-US" w:bidi="fa-IR"/>
+        </w:rPr>
+        <w:t>قبل اصلاح:</w:t>
+      </w:r>
+    </w:p>
+    <w:p>
+      <w:pPr>
+        <w:bidi/>
+        <w:rPr>
+          <w:rFonts w:cs="Koodak"/>
+          <w:lang w:val="en-US" w:bidi="fa-IR"/>
+        </w:rPr>
+      </w:pPr>
+      <w:r>
+        <w:rPr>
+          <w:rFonts w:cs="Koodak"/>
+          <w:rtl/>
+          <w:lang w:val="en-US" w:bidi="fa-IR"/>
+        </w:rPr>
+        <w:lastRenderedPageBreak/>
+        <w:drawing>
+          <wp:inline distT="0" distB="0" distL="0" distR="0" wp14:anchorId="075E4FC7" wp14:editId="1ECA4F7E">
+            <wp:extent cx="5731510" cy="6916420"/>
+            <wp:effectExtent l="0" t="0" r="2540" b="0"/>
+            <wp:docPr id="1723688675" name="Picture 1"/>
+            <wp:cNvGraphicFramePr>
+              <a:graphicFrameLocks xmlns:a="http://schemas.openxmlformats.org/drawingml/2006/main" noChangeAspect="1"/>
+            </wp:cNvGraphicFramePr>
+            <a:graphic xmlns:a="http://schemas.openxmlformats.org/drawingml/2006/main">
+              <a:graphicData uri="http://schemas.openxmlformats.org/drawingml/2006/picture">
+                <pic:pic xmlns:pic="http://schemas.openxmlformats.org/drawingml/2006/picture">
+                  <pic:nvPicPr>
+                    <pic:cNvPr id="1723688675" name=""/>
+                    <pic:cNvPicPr/>
+                  </pic:nvPicPr>
+                  <pic:blipFill>
+                    <a:blip r:embed="rId19"/>
+                    <a:stretch>
+                      <a:fillRect/>
+                    </a:stretch>
+                  </pic:blipFill>
+                  <pic:spPr>
+                    <a:xfrm>
+                      <a:off x="0" y="0"/>
+                      <a:ext cx="5731510" cy="6916420"/>
+                    </a:xfrm>
+                    <a:prstGeom prst="rect">
+                      <a:avLst/>
+                    </a:prstGeom>
+                  </pic:spPr>
+                </pic:pic>
+              </a:graphicData>
+            </a:graphic>
+          </wp:inline>
+        </w:drawing>
+      </w:r>
     </w:p>
     <w:p>
       <w:pPr>
         <w:pStyle w:val="ListParagraph"/>
-        <w:bidi/>
-        <w:rPr>
-          <w:rFonts w:cs="Koodak"/>
-          <w:rtl/>
-          <w:lang w:val="en-US" w:bidi="fa-IR"/>
-        </w:rPr>
-      </w:pPr>
-      <w:r>
-        <w:rPr>
-          <w:rFonts w:cs="Koodak" w:hint="cs"/>
+        <w:numPr>
+          <w:ilvl w:val="1"/>
+          <w:numId w:val="7"/>
+        </w:numPr>
+        <w:bidi/>
+        <w:rPr>
+          <w:rFonts w:cs="Koodak"/>
+          <w:lang w:val="en-US" w:bidi="fa-IR"/>
+        </w:rPr>
+      </w:pPr>
+      <w:r>
+        <w:rPr>
+          <w:rFonts w:cs="Koodak" w:hint="cs"/>
+          <w:rtl/>
+          <w:lang w:val="en-US" w:bidi="fa-IR"/>
+        </w:rPr>
+        <w:t>بعد اصلاح:</w:t>
+      </w:r>
+    </w:p>
+    <w:p>
+      <w:pPr>
+        <w:bidi/>
+        <w:rPr>
+          <w:rFonts w:cs="Koodak"/>
+          <w:rtl/>
+          <w:lang w:val="en-US" w:bidi="fa-IR"/>
+        </w:rPr>
+      </w:pPr>
+      <w:r>
+        <w:rPr>
+          <w:rFonts w:cs="Koodak"/>
           <w:rtl/>
           <w:lang w:val="en-US" w:bidi="fa-IR"/>
         </w:rPr>
         <w:lastRenderedPageBreak/>
+        <w:drawing>
+          <wp:inline distT="0" distB="0" distL="0" distR="0" wp14:anchorId="1EB9F7CF" wp14:editId="25FED196">
+            <wp:extent cx="5731510" cy="6929755"/>
+            <wp:effectExtent l="0" t="0" r="2540" b="4445"/>
+            <wp:docPr id="376206427" name="Picture 1" descr="A screenshot of a computer program&#10;&#10;AI-generated content may be incorrect."/>
+            <wp:cNvGraphicFramePr>
+              <a:graphicFrameLocks xmlns:a="http://schemas.openxmlformats.org/drawingml/2006/main" noChangeAspect="1"/>
+            </wp:cNvGraphicFramePr>
+            <a:graphic xmlns:a="http://schemas.openxmlformats.org/drawingml/2006/main">
+              <a:graphicData uri="http://schemas.openxmlformats.org/drawingml/2006/picture">
+                <pic:pic xmlns:pic="http://schemas.openxmlformats.org/drawingml/2006/picture">
+                  <pic:nvPicPr>
+                    <pic:cNvPr id="376206427" name="Picture 1" descr="A screenshot of a computer program&#10;&#10;AI-generated content may be incorrect."/>
+                    <pic:cNvPicPr/>
+                  </pic:nvPicPr>
+                  <pic:blipFill>
+                    <a:blip r:embed="rId20"/>
+                    <a:stretch>
+                      <a:fillRect/>
+                    </a:stretch>
+                  </pic:blipFill>
+                  <pic:spPr>
+                    <a:xfrm>
+                      <a:off x="0" y="0"/>
+                      <a:ext cx="5731510" cy="6929755"/>
+                    </a:xfrm>
+                    <a:prstGeom prst="rect">
+                      <a:avLst/>
+                    </a:prstGeom>
+                  </pic:spPr>
+                </pic:pic>
+              </a:graphicData>
+            </a:graphic>
+          </wp:inline>
+        </w:drawing>
+      </w:r>
+    </w:p>
+    <w:p>
+      <w:pPr>
+        <w:pStyle w:val="ListParagraph"/>
+        <w:bidi/>
+        <w:rPr>
+          <w:rFonts w:cs="Koodak"/>
+          <w:rtl/>
+          <w:lang w:val="en-US" w:bidi="fa-IR"/>
+        </w:rPr>
+      </w:pPr>
+      <w:r>
+        <w:rPr>
+          <w:rFonts w:cs="Koodak" w:hint="cs"/>
+          <w:rtl/>
+          <w:lang w:val="en-US" w:bidi="fa-IR"/>
+        </w:rPr>
         <w:t xml:space="preserve">بخش چهارم </w:t>
       </w:r>
       <w:r>
@@ -5966,8 +6103,8 @@
       </w:pPr>
     </w:p>
     <w:sectPr>
-      <w:headerReference w:type="default" r:id="rId17"/>
-      <w:footerReference w:type="default" r:id="rId18"/>
+      <w:headerReference w:type="default" r:id="rId21"/>
+      <w:footerReference w:type="default" r:id="rId22"/>
       <w:pgSz w:w="11906" w:h="16838"/>
       <w:pgMar w:top="1440" w:right="1440" w:bottom="1440" w:left="1440" w:header="708" w:footer="708" w:gutter="0"/>
       <w:pgBorders w:offsetFrom="page">

--- a/گزارش تمرین اول.docx
+++ b/گزارش تمرین اول.docx
@@ -5546,6 +5546,7 @@
       <w:r>
         <w:rPr>
           <w:rFonts w:cs="Koodak"/>
+          <w:noProof/>
           <w:rtl/>
         </w:rPr>
         <w:drawing>
@@ -5671,6 +5672,7 @@
       <w:r>
         <w:rPr>
           <w:rFonts w:cs="Koodak"/>
+          <w:noProof/>
           <w:rtl/>
           <w:lang w:bidi="fa-IR"/>
         </w:rPr>
@@ -5776,6 +5778,7 @@
       <w:r>
         <w:rPr>
           <w:rFonts w:cs="Koodak"/>
+          <w:noProof/>
           <w:rtl/>
         </w:rPr>
         <w:lastRenderedPageBreak/>
@@ -5906,6 +5909,7 @@
       <w:r>
         <w:rPr>
           <w:rFonts w:cs="Koodak"/>
+          <w:noProof/>
           <w:rtl/>
           <w:lang w:val="en-US" w:bidi="fa-IR"/>
         </w:rPr>
@@ -5981,6 +5985,7 @@
       <w:r>
         <w:rPr>
           <w:rFonts w:cs="Koodak"/>
+          <w:noProof/>
           <w:rtl/>
           <w:lang w:val="en-US" w:bidi="fa-IR"/>
         </w:rPr>
@@ -6064,7 +6069,1138 @@
         <w:rPr>
           <w:rFonts w:cs="Koodak"/>
           <w:rtl/>
-          <w:lang w:val="en-US" w:bidi="fa-IR"/>
+        </w:rPr>
+      </w:pPr>
+      <w:r>
+        <w:rPr>
+          <w:rFonts w:cs="Koodak"/>
+          <w:rtl/>
+          <w:lang w:val="en-US"/>
+        </w:rPr>
+        <w:t>در ادامه فاز اول پروژه</w:t>
+      </w:r>
+      <w:r>
+        <w:rPr>
+          <w:rFonts w:cs="Koodak" w:hint="cs"/>
+          <w:rtl/>
+          <w:lang w:val="en-US"/>
+        </w:rPr>
+        <w:t xml:space="preserve">، </w:t>
+      </w:r>
+      <w:r>
+        <w:rPr>
+          <w:rFonts w:cs="Koodak"/>
+          <w:rtl/>
+          <w:lang w:val="en-US"/>
+        </w:rPr>
+        <w:t>با استفاده از ابزارهای آماری و پردازش زبان طبیعی فارسی، به تحلیل محتوای متنی دستورات غذایی پرداختیم. هدف این مرحله شناسایی ویژگی‌های آماری، الگوهای زبانی رایج و ساخت مصورسازی‌هایی بود که به فهم بهتر داده‌های متنی کمک کنند</w:t>
+      </w:r>
+      <w:r>
+        <w:rPr>
+          <w:rFonts w:cs="Koodak"/>
+        </w:rPr>
+        <w:t>.</w:t>
+      </w:r>
+      <w:r>
+        <w:rPr>
+          <w:rFonts w:cs="Koodak" w:hint="cs"/>
+          <w:rtl/>
+        </w:rPr>
+        <w:t xml:space="preserve"> </w:t>
+      </w:r>
+    </w:p>
+    <w:p>
+      <w:pPr>
+        <w:pStyle w:val="ListParagraph"/>
+        <w:bidi/>
+        <w:rPr>
+          <w:rFonts w:cs="Koodak"/>
+          <w:rtl/>
+          <w:lang w:val="en-US"/>
+        </w:rPr>
+      </w:pPr>
+      <w:r>
+        <w:rPr>
+          <w:rFonts w:cs="Koodak"/>
+          <w:rtl/>
+          <w:lang w:val="en-US"/>
+        </w:rPr>
+        <w:t>مراحل انجام کار</w:t>
+      </w:r>
+      <w:r>
+        <w:rPr>
+          <w:rFonts w:cs="Koodak" w:hint="cs"/>
+          <w:rtl/>
+          <w:lang w:val="en-US"/>
+        </w:rPr>
+        <w:t>:</w:t>
+      </w:r>
+    </w:p>
+    <w:p>
+      <w:pPr>
+        <w:pStyle w:val="ListParagraph"/>
+        <w:numPr>
+          <w:ilvl w:val="0"/>
+          <w:numId w:val="9"/>
+        </w:numPr>
+        <w:bidi/>
+        <w:rPr>
+          <w:rFonts w:cs="Koodak"/>
+          <w:b/>
+          <w:bCs/>
+          <w:lang w:val="en-DE"/>
+        </w:rPr>
+      </w:pPr>
+      <w:r>
+        <w:rPr>
+          <w:rFonts w:cs="Koodak" w:hint="cs"/>
+          <w:b/>
+          <w:bCs/>
+          <w:rtl/>
+          <w:lang w:val="en-US" w:bidi="fa-IR"/>
+        </w:rPr>
+        <w:t>ن</w:t>
+      </w:r>
+      <w:r>
+        <w:rPr>
+          <w:rFonts w:cs="Koodak"/>
+          <w:b/>
+          <w:bCs/>
+          <w:rtl/>
+          <w:lang w:val="en-US"/>
+        </w:rPr>
+        <w:t>صب ابزارهای موردنیاز</w:t>
+      </w:r>
+    </w:p>
+    <w:p>
+      <w:pPr>
+        <w:pStyle w:val="ListParagraph"/>
+        <w:bidi/>
+        <w:rPr>
+          <w:rFonts w:cs="Koodak"/>
+          <w:rtl/>
+          <w:lang w:val="en-DE"/>
+        </w:rPr>
+      </w:pPr>
+      <w:r>
+        <w:rPr>
+          <w:rFonts w:cs="Koodak"/>
+          <w:rtl/>
+          <w:lang w:val="en-US"/>
+        </w:rPr>
+        <w:lastRenderedPageBreak/>
+        <w:t xml:space="preserve">برای تحلیل آماری متون فارسی از کتابخانه‌های تخصصی مانند </w:t>
+      </w:r>
+      <w:proofErr w:type="spellStart"/>
+      <w:r>
+        <w:rPr>
+          <w:rFonts w:cs="Koodak"/>
+          <w:lang w:val="en-DE"/>
+        </w:rPr>
+        <w:t>hazm</w:t>
+      </w:r>
+      <w:proofErr w:type="spellEnd"/>
+      <w:r>
+        <w:rPr>
+          <w:rFonts w:cs="Koodak"/>
+          <w:lang w:val="en-DE"/>
+        </w:rPr>
+        <w:t xml:space="preserve"> </w:t>
+      </w:r>
+      <w:r>
+        <w:rPr>
+          <w:rFonts w:cs="Koodak" w:hint="cs"/>
+          <w:rtl/>
+          <w:lang w:val="en-DE"/>
+        </w:rPr>
+        <w:t xml:space="preserve"> </w:t>
+      </w:r>
+      <w:r>
+        <w:rPr>
+          <w:rFonts w:cs="Koodak"/>
+          <w:rtl/>
+          <w:lang w:val="en-US"/>
+        </w:rPr>
+        <w:t xml:space="preserve">و </w:t>
+      </w:r>
+      <w:proofErr w:type="spellStart"/>
+      <w:r>
+        <w:rPr>
+          <w:rFonts w:cs="Koodak"/>
+          <w:lang w:val="en-DE"/>
+        </w:rPr>
+        <w:t>dadmatools</w:t>
+      </w:r>
+      <w:proofErr w:type="spellEnd"/>
+      <w:r>
+        <w:rPr>
+          <w:rFonts w:cs="Koodak"/>
+          <w:lang w:val="en-DE"/>
+        </w:rPr>
+        <w:t xml:space="preserve"> </w:t>
+      </w:r>
+      <w:r>
+        <w:rPr>
+          <w:rFonts w:cs="Koodak" w:hint="cs"/>
+          <w:rtl/>
+          <w:lang w:val="en-DE"/>
+        </w:rPr>
+        <w:t xml:space="preserve"> </w:t>
+      </w:r>
+      <w:r>
+        <w:rPr>
+          <w:rFonts w:cs="Koodak"/>
+          <w:rtl/>
+          <w:lang w:val="en-US"/>
+        </w:rPr>
+        <w:t>استفاده شد. این ابزارها امکاناتی نظیر نرمال‌سازی متن، حذف علائم نگارشی، تبدیل کلمات به ریشه</w:t>
+      </w:r>
+      <w:r>
+        <w:rPr>
+          <w:rFonts w:cs="Koodak"/>
+          <w:lang w:val="en-DE"/>
+        </w:rPr>
+        <w:t xml:space="preserve"> (stemming) </w:t>
+      </w:r>
+      <w:r>
+        <w:rPr>
+          <w:rFonts w:cs="Koodak"/>
+          <w:rtl/>
+          <w:lang w:val="en-US"/>
+        </w:rPr>
+        <w:t>و جداسازی کلمات</w:t>
+      </w:r>
+      <w:r>
+        <w:rPr>
+          <w:rFonts w:cs="Koodak"/>
+          <w:lang w:val="en-DE"/>
+        </w:rPr>
+        <w:t xml:space="preserve"> (tokenization) </w:t>
+      </w:r>
+      <w:r>
+        <w:rPr>
+          <w:rFonts w:cs="Koodak"/>
+          <w:rtl/>
+          <w:lang w:val="en-US"/>
+        </w:rPr>
+        <w:t>را فراهم می‌کنند</w:t>
+      </w:r>
+      <w:r>
+        <w:rPr>
+          <w:rFonts w:cs="Koodak"/>
+          <w:lang w:val="en-DE"/>
+        </w:rPr>
+        <w:t>.</w:t>
+      </w:r>
+    </w:p>
+    <w:p>
+      <w:pPr>
+        <w:pStyle w:val="ListParagraph"/>
+        <w:numPr>
+          <w:ilvl w:val="0"/>
+          <w:numId w:val="9"/>
+        </w:numPr>
+        <w:bidi/>
+        <w:rPr>
+          <w:rFonts w:cs="Koodak"/>
+          <w:lang w:val="en-DE"/>
+        </w:rPr>
+      </w:pPr>
+      <w:r>
+        <w:rPr>
+          <w:rFonts w:cs="Koodak" w:hint="cs"/>
+          <w:rtl/>
+          <w:lang w:val="en-DE"/>
+        </w:rPr>
+        <w:t>نرمال‌سازی</w:t>
+      </w:r>
+      <w:r>
+        <w:rPr>
+          <w:rFonts w:cs="Koodak"/>
+          <w:rtl/>
+          <w:lang w:val="en-DE"/>
+        </w:rPr>
+        <w:t xml:space="preserve"> </w:t>
+      </w:r>
+      <w:r>
+        <w:rPr>
+          <w:rFonts w:cs="Koodak" w:hint="cs"/>
+          <w:rtl/>
+          <w:lang w:val="en-DE"/>
+        </w:rPr>
+        <w:t>و</w:t>
+      </w:r>
+      <w:r>
+        <w:rPr>
+          <w:rFonts w:cs="Koodak"/>
+          <w:rtl/>
+          <w:lang w:val="en-DE"/>
+        </w:rPr>
+        <w:t xml:space="preserve"> </w:t>
+      </w:r>
+      <w:r>
+        <w:rPr>
+          <w:rFonts w:cs="Koodak" w:hint="cs"/>
+          <w:rtl/>
+          <w:lang w:val="en-DE"/>
+        </w:rPr>
+        <w:t>پیش‌پردازش</w:t>
+      </w:r>
+    </w:p>
+    <w:p>
+      <w:pPr>
+        <w:bidi/>
+        <w:ind w:left="720"/>
+        <w:rPr>
+          <w:rFonts w:cs="Koodak"/>
+          <w:rtl/>
+          <w:lang w:val="en-DE"/>
+        </w:rPr>
+      </w:pPr>
+      <w:r>
+        <w:rPr>
+          <w:rFonts w:cs="Koodak" w:hint="cs"/>
+          <w:rtl/>
+          <w:lang w:val="en-DE"/>
+        </w:rPr>
+        <w:t>در</w:t>
+      </w:r>
+      <w:r>
+        <w:rPr>
+          <w:rFonts w:cs="Koodak"/>
+          <w:rtl/>
+          <w:lang w:val="en-DE"/>
+        </w:rPr>
+        <w:t xml:space="preserve"> </w:t>
+      </w:r>
+      <w:r>
+        <w:rPr>
+          <w:rFonts w:cs="Koodak" w:hint="cs"/>
+          <w:rtl/>
+          <w:lang w:val="en-DE"/>
+        </w:rPr>
+        <w:t>این</w:t>
+      </w:r>
+      <w:r>
+        <w:rPr>
+          <w:rFonts w:cs="Koodak"/>
+          <w:rtl/>
+          <w:lang w:val="en-DE"/>
+        </w:rPr>
+        <w:t xml:space="preserve"> </w:t>
+      </w:r>
+      <w:r>
+        <w:rPr>
+          <w:rFonts w:cs="Koodak" w:hint="cs"/>
+          <w:rtl/>
+          <w:lang w:val="en-DE"/>
+        </w:rPr>
+        <w:t>مرحله</w:t>
+      </w:r>
+      <w:r>
+        <w:rPr>
+          <w:rFonts w:cs="Koodak"/>
+          <w:rtl/>
+          <w:lang w:val="en-DE"/>
+        </w:rPr>
+        <w:t xml:space="preserve"> </w:t>
+      </w:r>
+      <w:r>
+        <w:rPr>
+          <w:rFonts w:cs="Koodak" w:hint="cs"/>
+          <w:rtl/>
+          <w:lang w:val="en-DE"/>
+        </w:rPr>
+        <w:t>متون</w:t>
+      </w:r>
+      <w:r>
+        <w:rPr>
+          <w:rFonts w:cs="Koodak"/>
+          <w:rtl/>
+          <w:lang w:val="en-DE"/>
+        </w:rPr>
+        <w:t xml:space="preserve"> </w:t>
+      </w:r>
+      <w:r>
+        <w:rPr>
+          <w:rFonts w:cs="Koodak" w:hint="cs"/>
+          <w:rtl/>
+          <w:lang w:val="en-DE"/>
+        </w:rPr>
+        <w:t>دستورات</w:t>
+      </w:r>
+      <w:r>
+        <w:rPr>
+          <w:rFonts w:cs="Koodak"/>
+          <w:rtl/>
+          <w:lang w:val="en-DE"/>
+        </w:rPr>
+        <w:t xml:space="preserve"> </w:t>
+      </w:r>
+      <w:r>
+        <w:rPr>
+          <w:rFonts w:cs="Koodak" w:hint="cs"/>
+          <w:rtl/>
+          <w:lang w:val="en-DE"/>
+        </w:rPr>
+        <w:t>پخت</w:t>
+      </w:r>
+      <w:r>
+        <w:rPr>
+          <w:rFonts w:cs="Koodak"/>
+          <w:rtl/>
+          <w:lang w:val="en-DE"/>
+        </w:rPr>
+        <w:t xml:space="preserve"> </w:t>
+      </w:r>
+      <w:r>
+        <w:rPr>
+          <w:rFonts w:cs="Koodak" w:hint="cs"/>
+          <w:rtl/>
+          <w:lang w:val="en-DE"/>
+        </w:rPr>
+        <w:t>غذاها</w:t>
+      </w:r>
+      <w:r>
+        <w:rPr>
+          <w:rFonts w:cs="Koodak"/>
+          <w:rtl/>
+          <w:lang w:val="en-DE"/>
+        </w:rPr>
+        <w:t xml:space="preserve"> </w:t>
+      </w:r>
+      <w:r>
+        <w:rPr>
+          <w:rFonts w:cs="Koodak" w:hint="cs"/>
+          <w:rtl/>
+          <w:lang w:val="en-DE"/>
+        </w:rPr>
+        <w:t>با</w:t>
+      </w:r>
+      <w:r>
+        <w:rPr>
+          <w:rFonts w:cs="Koodak"/>
+          <w:rtl/>
+          <w:lang w:val="en-DE"/>
+        </w:rPr>
+        <w:t xml:space="preserve"> </w:t>
+      </w:r>
+      <w:r>
+        <w:rPr>
+          <w:rFonts w:cs="Koodak" w:hint="cs"/>
+          <w:rtl/>
+          <w:lang w:val="en-DE"/>
+        </w:rPr>
+        <w:t>استفاده</w:t>
+      </w:r>
+      <w:r>
+        <w:rPr>
+          <w:rFonts w:cs="Koodak"/>
+          <w:rtl/>
+          <w:lang w:val="en-DE"/>
+        </w:rPr>
+        <w:t xml:space="preserve"> </w:t>
+      </w:r>
+      <w:r>
+        <w:rPr>
+          <w:rFonts w:cs="Koodak" w:hint="cs"/>
+          <w:rtl/>
+          <w:lang w:val="en-DE"/>
+        </w:rPr>
+        <w:t>از</w:t>
+      </w:r>
+      <w:r>
+        <w:rPr>
+          <w:rFonts w:cs="Koodak"/>
+          <w:rtl/>
+          <w:lang w:val="en-DE"/>
+        </w:rPr>
+        <w:t xml:space="preserve"> </w:t>
+      </w:r>
+      <w:r>
+        <w:rPr>
+          <w:rFonts w:cs="Koodak" w:hint="cs"/>
+          <w:rtl/>
+          <w:lang w:val="en-DE"/>
+        </w:rPr>
+        <w:t>نرمالایزر</w:t>
+      </w:r>
+      <w:r>
+        <w:rPr>
+          <w:rFonts w:cs="Koodak"/>
+          <w:rtl/>
+          <w:lang w:val="en-DE"/>
+        </w:rPr>
+        <w:t xml:space="preserve"> </w:t>
+      </w:r>
+      <w:proofErr w:type="spellStart"/>
+      <w:r>
+        <w:rPr>
+          <w:rFonts w:cs="Koodak"/>
+          <w:lang w:val="en-DE"/>
+        </w:rPr>
+        <w:t>dadmatools</w:t>
+      </w:r>
+      <w:proofErr w:type="spellEnd"/>
+      <w:r>
+        <w:rPr>
+          <w:rFonts w:cs="Koodak"/>
+          <w:rtl/>
+          <w:lang w:val="en-DE"/>
+        </w:rPr>
+        <w:t xml:space="preserve"> </w:t>
+      </w:r>
+      <w:r>
+        <w:rPr>
+          <w:rFonts w:cs="Koodak" w:hint="cs"/>
+          <w:rtl/>
+          <w:lang w:val="en-DE"/>
+        </w:rPr>
+        <w:t>و</w:t>
+      </w:r>
+      <w:r>
+        <w:rPr>
+          <w:rFonts w:cs="Koodak"/>
+          <w:rtl/>
+          <w:lang w:val="en-DE"/>
+        </w:rPr>
+        <w:t xml:space="preserve"> </w:t>
+      </w:r>
+      <w:proofErr w:type="spellStart"/>
+      <w:r>
+        <w:rPr>
+          <w:rFonts w:cs="Koodak"/>
+          <w:lang w:val="en-DE"/>
+        </w:rPr>
+        <w:t>hazm</w:t>
+      </w:r>
+      <w:proofErr w:type="spellEnd"/>
+      <w:r>
+        <w:rPr>
+          <w:rFonts w:cs="Koodak"/>
+          <w:rtl/>
+          <w:lang w:val="en-DE"/>
+        </w:rPr>
+        <w:t xml:space="preserve"> </w:t>
+      </w:r>
+      <w:r>
+        <w:rPr>
+          <w:rFonts w:cs="Koodak" w:hint="cs"/>
+          <w:rtl/>
+          <w:lang w:val="en-DE"/>
+        </w:rPr>
+        <w:t>پاک‌سازی</w:t>
+      </w:r>
+      <w:r>
+        <w:rPr>
+          <w:rFonts w:cs="Koodak"/>
+          <w:rtl/>
+          <w:lang w:val="en-DE"/>
+        </w:rPr>
+        <w:t xml:space="preserve"> </w:t>
+      </w:r>
+      <w:r>
+        <w:rPr>
+          <w:rFonts w:cs="Koodak" w:hint="cs"/>
+          <w:rtl/>
+          <w:lang w:val="en-DE"/>
+        </w:rPr>
+        <w:t>شدند</w:t>
+      </w:r>
+      <w:r>
+        <w:rPr>
+          <w:rFonts w:cs="Koodak"/>
+          <w:rtl/>
+          <w:lang w:val="en-DE"/>
+        </w:rPr>
+        <w:t xml:space="preserve">. </w:t>
+      </w:r>
+      <w:r>
+        <w:rPr>
+          <w:rFonts w:cs="Koodak" w:hint="cs"/>
+          <w:rtl/>
+          <w:lang w:val="en-DE"/>
+        </w:rPr>
+        <w:t xml:space="preserve">که شامل </w:t>
+      </w:r>
+      <w:r>
+        <w:rPr>
+          <w:rFonts w:cs="Koodak" w:hint="cs"/>
+          <w:rtl/>
+          <w:lang w:val="en-DE"/>
+        </w:rPr>
+        <w:t>حذف</w:t>
+      </w:r>
+      <w:r>
+        <w:rPr>
+          <w:rFonts w:cs="Koodak"/>
+          <w:rtl/>
+          <w:lang w:val="en-DE"/>
+        </w:rPr>
+        <w:t xml:space="preserve"> </w:t>
+      </w:r>
+      <w:r>
+        <w:rPr>
+          <w:rFonts w:cs="Koodak" w:hint="cs"/>
+          <w:rtl/>
+          <w:lang w:val="en-DE"/>
+        </w:rPr>
+        <w:t>علائم</w:t>
+      </w:r>
+      <w:r>
+        <w:rPr>
+          <w:rFonts w:cs="Koodak"/>
+          <w:rtl/>
+          <w:lang w:val="en-DE"/>
+        </w:rPr>
+        <w:t xml:space="preserve"> </w:t>
+      </w:r>
+      <w:r>
+        <w:rPr>
+          <w:rFonts w:cs="Koodak" w:hint="cs"/>
+          <w:rtl/>
+          <w:lang w:val="en-DE"/>
+        </w:rPr>
+        <w:t>نگارشی</w:t>
+      </w:r>
+      <w:r>
+        <w:rPr>
+          <w:rFonts w:cs="Koodak"/>
+          <w:rtl/>
+          <w:lang w:val="en-DE"/>
+        </w:rPr>
+        <w:t xml:space="preserve"> </w:t>
+      </w:r>
+      <w:r>
+        <w:rPr>
+          <w:rFonts w:cs="Koodak" w:hint="cs"/>
+          <w:rtl/>
+          <w:lang w:val="en-DE"/>
+        </w:rPr>
+        <w:t>و</w:t>
+      </w:r>
+      <w:r>
+        <w:rPr>
+          <w:rFonts w:cs="Koodak"/>
+          <w:rtl/>
+          <w:lang w:val="en-DE"/>
+        </w:rPr>
+        <w:t xml:space="preserve"> </w:t>
+      </w:r>
+      <w:r>
+        <w:rPr>
+          <w:rFonts w:cs="Koodak" w:hint="cs"/>
+          <w:rtl/>
+          <w:lang w:val="en-DE"/>
+        </w:rPr>
+        <w:t>اعداد</w:t>
+      </w:r>
+      <w:r>
+        <w:rPr>
+          <w:rFonts w:cs="Koodak"/>
+          <w:rtl/>
+          <w:lang w:val="en-DE"/>
+        </w:rPr>
+        <w:t xml:space="preserve"> </w:t>
+      </w:r>
+      <w:r>
+        <w:rPr>
+          <w:rFonts w:cs="Koodak" w:hint="cs"/>
+          <w:rtl/>
+          <w:lang w:val="en-DE"/>
+        </w:rPr>
+        <w:t>بی‌معنا</w:t>
+      </w:r>
+      <w:r>
+        <w:rPr>
+          <w:rFonts w:cs="Koodak" w:hint="cs"/>
+          <w:rtl/>
+          <w:lang w:val="en-DE"/>
+        </w:rPr>
+        <w:t xml:space="preserve">، </w:t>
+      </w:r>
+      <w:r>
+        <w:rPr>
+          <w:rFonts w:cs="Koodak" w:hint="cs"/>
+          <w:rtl/>
+          <w:lang w:val="en-DE"/>
+        </w:rPr>
+        <w:t>یکسان‌سازی</w:t>
+      </w:r>
+      <w:r>
+        <w:rPr>
+          <w:rFonts w:cs="Koodak"/>
+          <w:rtl/>
+          <w:lang w:val="en-DE"/>
+        </w:rPr>
+        <w:t xml:space="preserve"> </w:t>
+      </w:r>
+      <w:r>
+        <w:rPr>
+          <w:rFonts w:cs="Koodak" w:hint="cs"/>
+          <w:rtl/>
+          <w:lang w:val="en-DE"/>
+        </w:rPr>
+        <w:t>شیوه</w:t>
+      </w:r>
+      <w:r>
+        <w:rPr>
+          <w:rFonts w:cs="Koodak"/>
+          <w:rtl/>
+          <w:lang w:val="en-DE"/>
+        </w:rPr>
+        <w:t xml:space="preserve"> </w:t>
+      </w:r>
+      <w:r>
+        <w:rPr>
+          <w:rFonts w:cs="Koodak" w:hint="cs"/>
+          <w:rtl/>
+          <w:lang w:val="en-DE"/>
+        </w:rPr>
+        <w:t>نوشتاری</w:t>
+      </w:r>
+      <w:r>
+        <w:rPr>
+          <w:rFonts w:cs="Koodak" w:hint="cs"/>
+          <w:rtl/>
+          <w:lang w:val="en-DE"/>
+        </w:rPr>
+        <w:t xml:space="preserve">، </w:t>
+      </w:r>
+      <w:r>
+        <w:rPr>
+          <w:rFonts w:cs="Koodak" w:hint="cs"/>
+          <w:rtl/>
+          <w:lang w:val="en-DE"/>
+        </w:rPr>
+        <w:t>تبدیل</w:t>
+      </w:r>
+      <w:r>
+        <w:rPr>
+          <w:rFonts w:cs="Koodak"/>
+          <w:rtl/>
+          <w:lang w:val="en-DE"/>
+        </w:rPr>
+        <w:t xml:space="preserve"> </w:t>
+      </w:r>
+      <w:r>
+        <w:rPr>
+          <w:rFonts w:cs="Koodak" w:hint="cs"/>
+          <w:rtl/>
+          <w:lang w:val="en-DE"/>
+        </w:rPr>
+        <w:t>کلمات</w:t>
+      </w:r>
+      <w:r>
+        <w:rPr>
+          <w:rFonts w:cs="Koodak"/>
+          <w:rtl/>
+          <w:lang w:val="en-DE"/>
+        </w:rPr>
+        <w:t xml:space="preserve"> </w:t>
+      </w:r>
+      <w:r>
+        <w:rPr>
+          <w:rFonts w:cs="Koodak" w:hint="cs"/>
+          <w:rtl/>
+          <w:lang w:val="en-DE"/>
+        </w:rPr>
+        <w:t>به</w:t>
+      </w:r>
+      <w:r>
+        <w:rPr>
+          <w:rFonts w:cs="Koodak"/>
+          <w:rtl/>
+          <w:lang w:val="en-DE"/>
+        </w:rPr>
+        <w:t xml:space="preserve"> </w:t>
+      </w:r>
+      <w:r>
+        <w:rPr>
+          <w:rFonts w:cs="Koodak" w:hint="cs"/>
+          <w:rtl/>
+          <w:lang w:val="en-DE"/>
+        </w:rPr>
+        <w:t>ریشه</w:t>
+      </w:r>
+      <w:r>
+        <w:rPr>
+          <w:rFonts w:cs="Koodak" w:hint="cs"/>
+          <w:rtl/>
+          <w:lang w:val="en-DE"/>
+        </w:rPr>
+        <w:t xml:space="preserve"> و </w:t>
+      </w:r>
+      <w:r>
+        <w:rPr>
+          <w:rFonts w:cs="Koodak" w:hint="cs"/>
+          <w:rtl/>
+          <w:lang w:val="en-DE"/>
+        </w:rPr>
+        <w:t>حذف</w:t>
+      </w:r>
+      <w:r>
+        <w:rPr>
+          <w:rFonts w:cs="Koodak"/>
+          <w:rtl/>
+          <w:lang w:val="en-DE"/>
+        </w:rPr>
+        <w:t xml:space="preserve"> </w:t>
+      </w:r>
+      <w:r>
+        <w:rPr>
+          <w:rFonts w:cs="Koodak" w:hint="cs"/>
+          <w:rtl/>
+          <w:lang w:val="en-DE"/>
+        </w:rPr>
+        <w:t>کلمات</w:t>
+      </w:r>
+      <w:r>
+        <w:rPr>
+          <w:rFonts w:cs="Koodak"/>
+          <w:rtl/>
+          <w:lang w:val="en-DE"/>
+        </w:rPr>
+        <w:t xml:space="preserve"> </w:t>
+      </w:r>
+      <w:r>
+        <w:rPr>
+          <w:rFonts w:cs="Koodak" w:hint="cs"/>
+          <w:rtl/>
+          <w:lang w:val="en-DE"/>
+        </w:rPr>
+        <w:t>توقف</w:t>
+      </w:r>
+      <w:r>
+        <w:rPr>
+          <w:rFonts w:cs="Koodak"/>
+          <w:rtl/>
+          <w:lang w:val="en-DE"/>
+        </w:rPr>
+        <w:t xml:space="preserve"> (</w:t>
+      </w:r>
+      <w:r>
+        <w:rPr>
+          <w:rFonts w:cs="Koodak"/>
+          <w:lang w:val="en-DE"/>
+        </w:rPr>
+        <w:t>Stop Words</w:t>
+      </w:r>
+      <w:r>
+        <w:rPr>
+          <w:rFonts w:cs="Koodak"/>
+          <w:rtl/>
+          <w:lang w:val="en-DE"/>
+        </w:rPr>
+        <w:t>)</w:t>
+      </w:r>
+    </w:p>
+    <w:p>
+      <w:pPr>
+        <w:pStyle w:val="ListParagraph"/>
+        <w:numPr>
+          <w:ilvl w:val="0"/>
+          <w:numId w:val="9"/>
+        </w:numPr>
+        <w:bidi/>
+        <w:rPr>
+          <w:rFonts w:cs="Koodak"/>
+          <w:lang w:val="en-DE"/>
+        </w:rPr>
+      </w:pPr>
+      <w:r>
+        <w:rPr>
+          <w:rFonts w:cs="Koodak"/>
+          <w:rtl/>
+          <w:lang w:val="en-DE"/>
+        </w:rPr>
+        <w:t>تحلیل فراوانی واژگان</w:t>
+      </w:r>
+    </w:p>
+    <w:p>
+      <w:pPr>
+        <w:bidi/>
+        <w:ind w:left="720"/>
+        <w:rPr>
+          <w:rFonts w:cs="Koodak"/>
+          <w:rtl/>
+        </w:rPr>
+      </w:pPr>
+      <w:r>
+        <w:rPr>
+          <w:rFonts w:cs="Koodak"/>
+          <w:rtl/>
+          <w:lang w:val="en-DE"/>
+        </w:rPr>
+        <w:t xml:space="preserve">پس از پیش‌پردازش، با استفاده از ابزارهایی مانند </w:t>
+      </w:r>
+      <w:proofErr w:type="spellStart"/>
+      <w:r>
+        <w:rPr>
+          <w:rFonts w:cs="Koodak"/>
+        </w:rPr>
+        <w:t>collections.Counter</w:t>
+      </w:r>
+      <w:proofErr w:type="spellEnd"/>
+      <w:r>
+        <w:rPr>
+          <w:rFonts w:cs="Koodak"/>
+        </w:rPr>
+        <w:t xml:space="preserve"> </w:t>
+      </w:r>
+      <w:r>
+        <w:rPr>
+          <w:rFonts w:cs="Koodak" w:hint="cs"/>
+          <w:rtl/>
+        </w:rPr>
+        <w:t xml:space="preserve"> </w:t>
+      </w:r>
+      <w:r>
+        <w:rPr>
+          <w:rFonts w:cs="Koodak"/>
+          <w:rtl/>
+          <w:lang w:val="en-DE"/>
+        </w:rPr>
+        <w:t xml:space="preserve">و </w:t>
+      </w:r>
+      <w:proofErr w:type="spellStart"/>
+      <w:r>
+        <w:rPr>
+          <w:rFonts w:cs="Koodak"/>
+        </w:rPr>
+        <w:t>WordCloud</w:t>
+      </w:r>
+      <w:proofErr w:type="spellEnd"/>
+      <w:r>
+        <w:rPr>
+          <w:rFonts w:cs="Koodak"/>
+          <w:rtl/>
+          <w:lang w:val="en-DE"/>
+        </w:rPr>
+        <w:t>، فراوانی کلمات محاسبه شد. پرتکرارترین واژه‌ها عمدتاً شامل مواد اولیه رایج، افعال مربوط به پخت، و واحدهای اندازه‌گیری بودند</w:t>
+      </w:r>
+      <w:r>
+        <w:rPr>
+          <w:rFonts w:cs="Koodak"/>
+        </w:rPr>
+        <w:t>.</w:t>
+      </w:r>
+    </w:p>
+    <w:p>
+      <w:pPr>
+        <w:pStyle w:val="ListParagraph"/>
+        <w:numPr>
+          <w:ilvl w:val="0"/>
+          <w:numId w:val="9"/>
+        </w:numPr>
+        <w:bidi/>
+        <w:rPr>
+          <w:rFonts w:cs="Koodak"/>
+          <w:lang w:val="en-DE"/>
+        </w:rPr>
+      </w:pPr>
+      <w:r>
+        <w:rPr>
+          <w:rFonts w:cs="Koodak"/>
+          <w:rtl/>
+          <w:lang w:val="en-DE"/>
+        </w:rPr>
+        <w:t>ساخت ابرکلمات</w:t>
+      </w:r>
+      <w:r>
+        <w:rPr>
+          <w:rFonts w:cs="Koodak"/>
+        </w:rPr>
+        <w:t xml:space="preserve"> (Word Cloud)</w:t>
+      </w:r>
+    </w:p>
+    <w:p>
+      <w:pPr>
+        <w:bidi/>
+        <w:ind w:left="720"/>
+        <w:rPr>
+          <w:rFonts w:cs="Koodak"/>
+          <w:rtl/>
+        </w:rPr>
+      </w:pPr>
+      <w:r>
+        <w:rPr>
+          <w:rFonts w:cs="Koodak"/>
+          <w:rtl/>
+          <w:lang w:val="en-DE"/>
+        </w:rPr>
+        <w:t xml:space="preserve">با بهره‌گیری از کتابخانه </w:t>
+      </w:r>
+      <w:proofErr w:type="spellStart"/>
+      <w:r>
+        <w:rPr>
+          <w:rFonts w:cs="Koodak"/>
+        </w:rPr>
+        <w:t>wordcloud</w:t>
+      </w:r>
+      <w:proofErr w:type="spellEnd"/>
+      <w:r>
+        <w:rPr>
+          <w:rFonts w:cs="Koodak"/>
+        </w:rPr>
+        <w:t xml:space="preserve"> </w:t>
+      </w:r>
+      <w:r>
+        <w:rPr>
+          <w:rFonts w:cs="Koodak"/>
+          <w:rtl/>
+          <w:lang w:val="en-DE"/>
+        </w:rPr>
+        <w:t>تصویری از رایج‌ترین واژگان در قالب یک ابرکلمه تولید شد که مفاهیم غالب در متون را به شکل بصری نشان می‌دهد</w:t>
+      </w:r>
+      <w:r>
+        <w:rPr>
+          <w:rFonts w:cs="Koodak"/>
+        </w:rPr>
+        <w:t>.</w:t>
+      </w:r>
+    </w:p>
+    <w:p>
+      <w:pPr>
+        <w:pStyle w:val="ListParagraph"/>
+        <w:numPr>
+          <w:ilvl w:val="0"/>
+          <w:numId w:val="9"/>
+        </w:numPr>
+        <w:bidi/>
+        <w:rPr>
+          <w:rFonts w:cs="Koodak"/>
+          <w:lang w:val="en-DE"/>
+        </w:rPr>
+      </w:pPr>
+      <w:r>
+        <w:rPr>
+          <w:rFonts w:cs="Koodak"/>
+          <w:rtl/>
+          <w:lang w:val="en-DE"/>
+        </w:rPr>
+        <w:t>ترسیم نمودارهای آماری</w:t>
+      </w:r>
+    </w:p>
+    <w:p>
+      <w:pPr>
+        <w:bidi/>
+        <w:ind w:left="720"/>
+        <w:rPr>
+          <w:rFonts w:cs="Koodak"/>
+          <w:lang w:val="en-DE"/>
+        </w:rPr>
+      </w:pPr>
+      <w:r>
+        <w:rPr>
+          <w:rFonts w:cs="Koodak"/>
+          <w:rtl/>
+          <w:lang w:val="en-DE"/>
+        </w:rPr>
+        <w:t xml:space="preserve">از </w:t>
+      </w:r>
+      <w:r>
+        <w:rPr>
+          <w:rFonts w:cs="Koodak"/>
+        </w:rPr>
+        <w:t xml:space="preserve">matplotlib </w:t>
+      </w:r>
+      <w:r>
+        <w:rPr>
+          <w:rFonts w:cs="Koodak" w:hint="cs"/>
+          <w:rtl/>
+        </w:rPr>
+        <w:t xml:space="preserve"> </w:t>
+      </w:r>
+      <w:r>
+        <w:rPr>
+          <w:rFonts w:cs="Koodak"/>
+          <w:rtl/>
+          <w:lang w:val="en-DE"/>
+        </w:rPr>
+        <w:t>برای نمایش فراوانی کلمات منتخب استفاده شد تا از طریق نمودار میله‌ای تحلیل بهتری از پراکندگی واژگان به‌دست آید</w:t>
+      </w:r>
+      <w:r>
+        <w:rPr>
+          <w:rFonts w:cs="Koodak"/>
+        </w:rPr>
+        <w:t>.</w:t>
+      </w:r>
+    </w:p>
+    <w:p>
+      <w:pPr>
+        <w:pStyle w:val="ListParagraph"/>
+        <w:bidi/>
+        <w:ind w:left="1080"/>
+        <w:rPr>
+          <w:rFonts w:cs="Koodak"/>
+          <w:lang w:val="en-DE"/>
+        </w:rPr>
+      </w:pPr>
+    </w:p>
+    <w:p>
+      <w:pPr>
+        <w:pStyle w:val="ListParagraph"/>
+        <w:numPr>
+          <w:ilvl w:val="0"/>
+          <w:numId w:val="10"/>
+        </w:numPr>
+        <w:bidi/>
+        <w:rPr>
+          <w:rFonts w:cs="Koodak"/>
+          <w:lang w:val="en-DE"/>
+        </w:rPr>
+      </w:pPr>
+      <w:r>
+        <w:rPr>
+          <w:rFonts w:cs="Koodak" w:hint="cs"/>
+          <w:rtl/>
+          <w:lang w:val="en-DE"/>
+        </w:rPr>
+        <w:t xml:space="preserve">در جهت خوانایی بیشتر نمودارها و جداول خواهشمندیم فایل نوت </w:t>
+      </w:r>
+      <w:r>
+        <w:rPr>
+          <w:rFonts w:cs="Koodak"/>
+          <w:lang w:val="en-US"/>
+        </w:rPr>
+        <w:t xml:space="preserve"> </w:t>
+      </w:r>
+      <w:proofErr w:type="spellStart"/>
+      <w:r>
+        <w:rPr>
+          <w:rFonts w:cs="Koodak"/>
+          <w:lang w:val="en-DE"/>
+        </w:rPr>
+        <w:t>NLP_Project_Statistical_Analysis</w:t>
+      </w:r>
+      <w:proofErr w:type="spellEnd"/>
+      <w:r>
+        <w:rPr>
+          <w:rFonts w:cs="Koodak" w:hint="cs"/>
+          <w:rtl/>
+          <w:lang w:val="en-DE"/>
+        </w:rPr>
+        <w:t xml:space="preserve"> مراجعه کنید. به طور کلی:</w:t>
+      </w:r>
+      <w:r>
+        <w:rPr>
+          <w:rFonts w:cs="Koodak"/>
+          <w:rtl/>
+          <w:lang w:val="en-DE"/>
+        </w:rPr>
+        <w:br/>
+      </w:r>
+    </w:p>
+    <w:p>
+      <w:pPr>
+        <w:pStyle w:val="ListParagraph"/>
+        <w:bidi/>
+        <w:ind w:left="1080"/>
+        <w:rPr>
+          <w:rFonts w:cs="Koodak"/>
+          <w:rtl/>
+          <w:lang w:val="en-DE"/>
         </w:rPr>
       </w:pPr>
     </w:p>
@@ -7295,6 +8431,208 @@
       </w:rPr>
     </w:lvl>
   </w:abstractNum>
+  <w:abstractNum w:abstractNumId="8" w15:restartNumberingAfterBreak="0">
+    <w:nsid w:val="67D24038"/>
+    <w:multiLevelType w:val="hybridMultilevel"/>
+    <w:tmpl w:val="3F341830"/>
+    <w:lvl w:ilvl="0" w:tplc="D20A509E">
+      <w:start w:val="1"/>
+      <w:numFmt w:val="decimal"/>
+      <w:lvlText w:val="%1-"/>
+      <w:lvlJc w:val="left"/>
+      <w:pPr>
+        <w:ind w:left="1080" w:hanging="360"/>
+      </w:pPr>
+      <w:rPr>
+        <w:rFonts w:hint="default"/>
+      </w:rPr>
+    </w:lvl>
+    <w:lvl w:ilvl="1" w:tplc="20000019" w:tentative="1">
+      <w:start w:val="1"/>
+      <w:numFmt w:val="lowerLetter"/>
+      <w:lvlText w:val="%2."/>
+      <w:lvlJc w:val="left"/>
+      <w:pPr>
+        <w:ind w:left="1800" w:hanging="360"/>
+      </w:pPr>
+    </w:lvl>
+    <w:lvl w:ilvl="2" w:tplc="2000001B" w:tentative="1">
+      <w:start w:val="1"/>
+      <w:numFmt w:val="lowerRoman"/>
+      <w:lvlText w:val="%3."/>
+      <w:lvlJc w:val="right"/>
+      <w:pPr>
+        <w:ind w:left="2520" w:hanging="180"/>
+      </w:pPr>
+    </w:lvl>
+    <w:lvl w:ilvl="3" w:tplc="2000000F" w:tentative="1">
+      <w:start w:val="1"/>
+      <w:numFmt w:val="decimal"/>
+      <w:lvlText w:val="%4."/>
+      <w:lvlJc w:val="left"/>
+      <w:pPr>
+        <w:ind w:left="3240" w:hanging="360"/>
+      </w:pPr>
+    </w:lvl>
+    <w:lvl w:ilvl="4" w:tplc="20000019" w:tentative="1">
+      <w:start w:val="1"/>
+      <w:numFmt w:val="lowerLetter"/>
+      <w:lvlText w:val="%5."/>
+      <w:lvlJc w:val="left"/>
+      <w:pPr>
+        <w:ind w:left="3960" w:hanging="360"/>
+      </w:pPr>
+    </w:lvl>
+    <w:lvl w:ilvl="5" w:tplc="2000001B" w:tentative="1">
+      <w:start w:val="1"/>
+      <w:numFmt w:val="lowerRoman"/>
+      <w:lvlText w:val="%6."/>
+      <w:lvlJc w:val="right"/>
+      <w:pPr>
+        <w:ind w:left="4680" w:hanging="180"/>
+      </w:pPr>
+    </w:lvl>
+    <w:lvl w:ilvl="6" w:tplc="2000000F" w:tentative="1">
+      <w:start w:val="1"/>
+      <w:numFmt w:val="decimal"/>
+      <w:lvlText w:val="%7."/>
+      <w:lvlJc w:val="left"/>
+      <w:pPr>
+        <w:ind w:left="5400" w:hanging="360"/>
+      </w:pPr>
+    </w:lvl>
+    <w:lvl w:ilvl="7" w:tplc="20000019" w:tentative="1">
+      <w:start w:val="1"/>
+      <w:numFmt w:val="lowerLetter"/>
+      <w:lvlText w:val="%8."/>
+      <w:lvlJc w:val="left"/>
+      <w:pPr>
+        <w:ind w:left="6120" w:hanging="360"/>
+      </w:pPr>
+    </w:lvl>
+    <w:lvl w:ilvl="8" w:tplc="2000001B" w:tentative="1">
+      <w:start w:val="1"/>
+      <w:numFmt w:val="lowerRoman"/>
+      <w:lvlText w:val="%9."/>
+      <w:lvlJc w:val="right"/>
+      <w:pPr>
+        <w:ind w:left="6840" w:hanging="180"/>
+      </w:pPr>
+    </w:lvl>
+  </w:abstractNum>
+  <w:abstractNum w:abstractNumId="9" w15:restartNumberingAfterBreak="0">
+    <w:nsid w:val="7BB5184C"/>
+    <w:multiLevelType w:val="hybridMultilevel"/>
+    <w:tmpl w:val="4384ACB8"/>
+    <w:lvl w:ilvl="0" w:tplc="87DEF09C">
+      <w:start w:val="5"/>
+      <w:numFmt w:val="bullet"/>
+      <w:lvlText w:val=""/>
+      <w:lvlJc w:val="left"/>
+      <w:pPr>
+        <w:ind w:left="1080" w:hanging="360"/>
+      </w:pPr>
+      <w:rPr>
+        <w:rFonts w:ascii="Symbol" w:eastAsia="Aptos" w:hAnsi="Symbol" w:cs="Koodak" w:hint="default"/>
+      </w:rPr>
+    </w:lvl>
+    <w:lvl w:ilvl="1" w:tplc="20000003" w:tentative="1">
+      <w:start w:val="1"/>
+      <w:numFmt w:val="bullet"/>
+      <w:lvlText w:val="o"/>
+      <w:lvlJc w:val="left"/>
+      <w:pPr>
+        <w:ind w:left="1800" w:hanging="360"/>
+      </w:pPr>
+      <w:rPr>
+        <w:rFonts w:ascii="Courier New" w:hAnsi="Courier New" w:cs="Courier New" w:hint="default"/>
+      </w:rPr>
+    </w:lvl>
+    <w:lvl w:ilvl="2" w:tplc="20000005" w:tentative="1">
+      <w:start w:val="1"/>
+      <w:numFmt w:val="bullet"/>
+      <w:lvlText w:val=""/>
+      <w:lvlJc w:val="left"/>
+      <w:pPr>
+        <w:ind w:left="2520" w:hanging="360"/>
+      </w:pPr>
+      <w:rPr>
+        <w:rFonts w:ascii="Wingdings" w:hAnsi="Wingdings" w:hint="default"/>
+      </w:rPr>
+    </w:lvl>
+    <w:lvl w:ilvl="3" w:tplc="20000001" w:tentative="1">
+      <w:start w:val="1"/>
+      <w:numFmt w:val="bullet"/>
+      <w:lvlText w:val=""/>
+      <w:lvlJc w:val="left"/>
+      <w:pPr>
+        <w:ind w:left="3240" w:hanging="360"/>
+      </w:pPr>
+      <w:rPr>
+        <w:rFonts w:ascii="Symbol" w:hAnsi="Symbol" w:hint="default"/>
+      </w:rPr>
+    </w:lvl>
+    <w:lvl w:ilvl="4" w:tplc="20000003" w:tentative="1">
+      <w:start w:val="1"/>
+      <w:numFmt w:val="bullet"/>
+      <w:lvlText w:val="o"/>
+      <w:lvlJc w:val="left"/>
+      <w:pPr>
+        <w:ind w:left="3960" w:hanging="360"/>
+      </w:pPr>
+      <w:rPr>
+        <w:rFonts w:ascii="Courier New" w:hAnsi="Courier New" w:cs="Courier New" w:hint="default"/>
+      </w:rPr>
+    </w:lvl>
+    <w:lvl w:ilvl="5" w:tplc="20000005" w:tentative="1">
+      <w:start w:val="1"/>
+      <w:numFmt w:val="bullet"/>
+      <w:lvlText w:val=""/>
+      <w:lvlJc w:val="left"/>
+      <w:pPr>
+        <w:ind w:left="4680" w:hanging="360"/>
+      </w:pPr>
+      <w:rPr>
+        <w:rFonts w:ascii="Wingdings" w:hAnsi="Wingdings" w:hint="default"/>
+      </w:rPr>
+    </w:lvl>
+    <w:lvl w:ilvl="6" w:tplc="20000001" w:tentative="1">
+      <w:start w:val="1"/>
+      <w:numFmt w:val="bullet"/>
+      <w:lvlText w:val=""/>
+      <w:lvlJc w:val="left"/>
+      <w:pPr>
+        <w:ind w:left="5400" w:hanging="360"/>
+      </w:pPr>
+      <w:rPr>
+        <w:rFonts w:ascii="Symbol" w:hAnsi="Symbol" w:hint="default"/>
+      </w:rPr>
+    </w:lvl>
+    <w:lvl w:ilvl="7" w:tplc="20000003" w:tentative="1">
+      <w:start w:val="1"/>
+      <w:numFmt w:val="bullet"/>
+      <w:lvlText w:val="o"/>
+      <w:lvlJc w:val="left"/>
+      <w:pPr>
+        <w:ind w:left="6120" w:hanging="360"/>
+      </w:pPr>
+      <w:rPr>
+        <w:rFonts w:ascii="Courier New" w:hAnsi="Courier New" w:cs="Courier New" w:hint="default"/>
+      </w:rPr>
+    </w:lvl>
+    <w:lvl w:ilvl="8" w:tplc="20000005" w:tentative="1">
+      <w:start w:val="1"/>
+      <w:numFmt w:val="bullet"/>
+      <w:lvlText w:val=""/>
+      <w:lvlJc w:val="left"/>
+      <w:pPr>
+        <w:ind w:left="6840" w:hanging="360"/>
+      </w:pPr>
+      <w:rPr>
+        <w:rFonts w:ascii="Wingdings" w:hAnsi="Wingdings" w:hint="default"/>
+      </w:rPr>
+    </w:lvl>
+  </w:abstractNum>
   <w:num w:numId="1" w16cid:durableId="62680642">
     <w:abstractNumId w:val="6"/>
   </w:num>
@@ -7318,6 +8656,12 @@
   </w:num>
   <w:num w:numId="8" w16cid:durableId="2032802298">
     <w:abstractNumId w:val="5"/>
+  </w:num>
+  <w:num w:numId="9" w16cid:durableId="508063530">
+    <w:abstractNumId w:val="8"/>
+  </w:num>
+  <w:num w:numId="10" w16cid:durableId="315036307">
+    <w:abstractNumId w:val="9"/>
   </w:num>
 </w:numbering>
 </file>
@@ -7898,7 +9242,6 @@
   <w:style w:type="character" w:default="1" w:styleId="DefaultParagraphFont">
     <w:name w:val="Default Paragraph Font"/>
     <w:uiPriority w:val="1"/>
-    <w:semiHidden/>
     <w:unhideWhenUsed/>
   </w:style>
   <w:style w:type="table" w:default="1" w:styleId="TableNormal">

--- a/گزارش تمرین اول.docx
+++ b/گزارش تمرین اول.docx
@@ -7029,7 +7029,7 @@
           <w:rtl/>
           <w:lang w:val="en-DE"/>
         </w:rPr>
-        <w:t xml:space="preserve">با بهره‌گیری از کتابخانه </w:t>
+        <w:t>با بهره‌گیری از کتابخانه</w:t>
       </w:r>
       <w:proofErr w:type="spellStart"/>
       <w:r>
@@ -7042,6 +7042,13 @@
       <w:r>
         <w:rPr>
           <w:rFonts w:cs="Koodak"/>
+        </w:rPr>
+        <w:t xml:space="preserve"> </w:t>
+      </w:r>
+      <w:r>
+        <w:rPr>
+          <w:rFonts w:cs="Koodak" w:hint="cs"/>
+          <w:rtl/>
         </w:rPr>
         <w:t xml:space="preserve"> </w:t>
       </w:r>
@@ -7140,15 +7147,101 @@
     </w:p>
     <w:p>
       <w:pPr>
-        <w:pStyle w:val="ListParagraph"/>
-        <w:numPr>
-          <w:ilvl w:val="0"/>
-          <w:numId w:val="10"/>
-        </w:numPr>
-        <w:bidi/>
-        <w:rPr>
-          <w:rFonts w:cs="Koodak"/>
-          <w:lang w:val="en-DE"/>
+        <w:bidi/>
+        <w:jc w:val="both"/>
+        <w:rPr>
+          <w:rFonts w:cs="Koodak"/>
+          <w:lang w:val="en-DE"/>
+        </w:rPr>
+      </w:pPr>
+      <w:r>
+        <w:rPr>
+          <w:rFonts w:cs="Koodak"/>
+          <w:rtl/>
+          <w:lang w:val="en-US" w:bidi="fa-IR"/>
+        </w:rPr>
+        <w:drawing>
+          <wp:anchor distT="0" distB="0" distL="114300" distR="114300" simplePos="0" relativeHeight="251658240" behindDoc="1" locked="0" layoutInCell="1" allowOverlap="1" wp14:anchorId="4775E3D3" wp14:editId="53DC9ACB">
+            <wp:simplePos x="0" y="0"/>
+            <wp:positionH relativeFrom="column">
+              <wp:posOffset>-218758</wp:posOffset>
+            </wp:positionH>
+            <wp:positionV relativeFrom="paragraph">
+              <wp:posOffset>217805</wp:posOffset>
+            </wp:positionV>
+            <wp:extent cx="1714500" cy="2972355"/>
+            <wp:effectExtent l="0" t="0" r="0" b="0"/>
+            <wp:wrapTight wrapText="bothSides">
+              <wp:wrapPolygon edited="0">
+                <wp:start x="0" y="0"/>
+                <wp:lineTo x="0" y="21462"/>
+                <wp:lineTo x="21360" y="21462"/>
+                <wp:lineTo x="21360" y="0"/>
+                <wp:lineTo x="0" y="0"/>
+              </wp:wrapPolygon>
+            </wp:wrapTight>
+            <wp:docPr id="2110970302" name="Picture 1"/>
+            <wp:cNvGraphicFramePr>
+              <a:graphicFrameLocks xmlns:a="http://schemas.openxmlformats.org/drawingml/2006/main" noChangeAspect="1"/>
+            </wp:cNvGraphicFramePr>
+            <a:graphic xmlns:a="http://schemas.openxmlformats.org/drawingml/2006/main">
+              <a:graphicData uri="http://schemas.openxmlformats.org/drawingml/2006/picture">
+                <pic:pic xmlns:pic="http://schemas.openxmlformats.org/drawingml/2006/picture">
+                  <pic:nvPicPr>
+                    <pic:cNvPr id="2110970302" name=""/>
+                    <pic:cNvPicPr/>
+                  </pic:nvPicPr>
+                  <pic:blipFill>
+                    <a:blip r:embed="rId21">
+                      <a:extLst>
+                        <a:ext uri="{28A0092B-C50C-407E-A947-70E740481C1C}">
+                          <a14:useLocalDpi xmlns:a14="http://schemas.microsoft.com/office/drawing/2010/main" val="0"/>
+                        </a:ext>
+                      </a:extLst>
+                    </a:blip>
+                    <a:stretch>
+                      <a:fillRect/>
+                    </a:stretch>
+                  </pic:blipFill>
+                  <pic:spPr>
+                    <a:xfrm>
+                      <a:off x="0" y="0"/>
+                      <a:ext cx="1714500" cy="2972355"/>
+                    </a:xfrm>
+                    <a:prstGeom prst="rect">
+                      <a:avLst/>
+                    </a:prstGeom>
+                  </pic:spPr>
+                </pic:pic>
+              </a:graphicData>
+            </a:graphic>
+          </wp:anchor>
+        </w:drawing>
+      </w:r>
+      <w:r>
+        <w:rPr>
+          <w:rFonts w:cs="Koodak"/>
+          <w:rtl/>
+          <w:lang w:val="en-DE"/>
+        </w:rPr>
+        <w:t>خلاصه‌ی نتایج آماری و نموداری</w:t>
+      </w:r>
+      <w:r>
+        <w:rPr>
+          <w:rFonts w:cs="Koodak"/>
+          <w:lang w:val="en-DE"/>
+        </w:rPr>
+        <w:t>:</w:t>
+      </w:r>
+    </w:p>
+    <w:p>
+      <w:pPr>
+        <w:bidi/>
+        <w:jc w:val="both"/>
+        <w:rPr>
+          <w:rFonts w:cs="Koodak"/>
+          <w:rtl/>
+          <w:lang w:val="en-US" w:bidi="fa-IR"/>
         </w:rPr>
       </w:pPr>
       <w:r>
@@ -7181,7 +7274,259 @@
           <w:rtl/>
           <w:lang w:val="en-DE"/>
         </w:rPr>
-        <w:t xml:space="preserve"> مراجعه کنید. به طور کلی:</w:t>
+        <w:t xml:space="preserve"> مراجعه کنید. </w:t>
+      </w:r>
+      <w:r>
+        <w:rPr>
+          <w:rFonts w:cs="Koodak" w:hint="cs"/>
+          <w:rtl/>
+          <w:lang w:val="en-DE"/>
+        </w:rPr>
+        <w:t>در بخش اول برای هر استان تعداد</w:t>
+      </w:r>
+      <w:r>
+        <w:rPr>
+          <w:rFonts w:cs="Koodak" w:hint="cs"/>
+          <w:rtl/>
+          <w:lang w:val="en-DE" w:bidi="fa-IR"/>
+        </w:rPr>
+        <w:t xml:space="preserve"> هر</w:t>
+      </w:r>
+      <w:r>
+        <w:rPr>
+          <w:rFonts w:cs="Koodak"/>
+          <w:lang w:val="en-US" w:bidi="fa-IR"/>
+        </w:rPr>
+        <w:t xml:space="preserve"> </w:t>
+      </w:r>
+      <w:r>
+        <w:rPr>
+          <w:rFonts w:cs="Koodak" w:hint="cs"/>
+          <w:rtl/>
+          <w:lang w:val="en-US" w:bidi="fa-IR"/>
+        </w:rPr>
+        <w:t xml:space="preserve"> </w:t>
+      </w:r>
+      <w:r>
+        <w:rPr>
+          <w:rFonts w:cs="Koodak"/>
+          <w:lang w:val="en-US" w:bidi="fa-IR"/>
+        </w:rPr>
+        <w:t>meal type</w:t>
+      </w:r>
+      <w:r>
+        <w:rPr>
+          <w:rFonts w:cs="Koodak" w:hint="cs"/>
+          <w:rtl/>
+          <w:lang w:val="en-US" w:bidi="fa-IR"/>
+        </w:rPr>
+        <w:t xml:space="preserve"> و </w:t>
+      </w:r>
+      <w:proofErr w:type="spellStart"/>
+      <w:r>
+        <w:rPr>
+          <w:rFonts w:cs="Koodak"/>
+          <w:lang w:val="en-US" w:bidi="fa-IR"/>
+        </w:rPr>
+        <w:t>occation</w:t>
+      </w:r>
+      <w:proofErr w:type="spellEnd"/>
+      <w:r>
+        <w:rPr>
+          <w:rFonts w:cs="Koodak" w:hint="cs"/>
+          <w:rtl/>
+          <w:lang w:val="en-US" w:bidi="fa-IR"/>
+        </w:rPr>
+        <w:t xml:space="preserve"> ای محاسبه شده است. برای مثال استان همدان را در تصویر مشاهده می</w:t>
+      </w:r>
+      <w:r>
+        <w:rPr>
+          <w:rFonts w:cs="Koodak"/>
+          <w:rtl/>
+          <w:lang w:val="en-US" w:bidi="fa-IR"/>
+        </w:rPr>
+        <w:softHyphen/>
+      </w:r>
+      <w:r>
+        <w:rPr>
+          <w:rFonts w:cs="Koodak" w:hint="cs"/>
+          <w:rtl/>
+          <w:lang w:val="en-US" w:bidi="fa-IR"/>
+        </w:rPr>
+        <w:t>کنید.</w:t>
+      </w:r>
+    </w:p>
+    <w:p>
+      <w:pPr>
+        <w:bidi/>
+        <w:jc w:val="both"/>
+        <w:rPr>
+          <w:rFonts w:cs="Koodak"/>
+          <w:rtl/>
+          <w:lang w:val="en-US" w:bidi="fa-IR"/>
+        </w:rPr>
+      </w:pPr>
+      <w:r>
+        <w:rPr>
+          <w:rFonts w:cs="Koodak" w:hint="cs"/>
+          <w:rtl/>
+          <w:lang w:val="en-US" w:bidi="fa-IR"/>
+        </w:rPr>
+        <w:t>برای مشاهده بقیه استان</w:t>
+      </w:r>
+      <w:r>
+        <w:rPr>
+          <w:rFonts w:cs="Koodak"/>
+          <w:rtl/>
+          <w:lang w:val="en-US" w:bidi="fa-IR"/>
+        </w:rPr>
+        <w:softHyphen/>
+      </w:r>
+      <w:r>
+        <w:rPr>
+          <w:rFonts w:cs="Koodak" w:hint="cs"/>
+          <w:rtl/>
+          <w:lang w:val="en-US" w:bidi="fa-IR"/>
+        </w:rPr>
+        <w:t xml:space="preserve">ها </w:t>
+      </w:r>
+      <w:proofErr w:type="spellStart"/>
+      <w:r>
+        <w:rPr>
+          <w:rFonts w:cs="Koodak" w:hint="cs"/>
+          <w:rtl/>
+          <w:lang w:val="en-US" w:bidi="fa-IR"/>
+        </w:rPr>
+        <w:t>لطفا</w:t>
+      </w:r>
+      <w:proofErr w:type="spellEnd"/>
+      <w:r>
+        <w:rPr>
+          <w:rFonts w:cs="Koodak" w:hint="cs"/>
+          <w:rtl/>
+          <w:lang w:val="en-US" w:bidi="fa-IR"/>
+        </w:rPr>
+        <w:t xml:space="preserve"> به </w:t>
+      </w:r>
+      <w:proofErr w:type="spellStart"/>
+      <w:r>
+        <w:rPr>
+          <w:rFonts w:cs="Koodak" w:hint="cs"/>
+          <w:rtl/>
+          <w:lang w:val="en-US" w:bidi="fa-IR"/>
+        </w:rPr>
+        <w:t>نوت</w:t>
+      </w:r>
+      <w:proofErr w:type="spellEnd"/>
+      <w:r>
+        <w:rPr>
+          <w:rFonts w:cs="Koodak" w:hint="cs"/>
+          <w:rtl/>
+          <w:lang w:val="en-US" w:bidi="fa-IR"/>
+        </w:rPr>
+        <w:t xml:space="preserve"> </w:t>
+      </w:r>
+      <w:proofErr w:type="spellStart"/>
+      <w:r>
+        <w:rPr>
+          <w:rFonts w:cs="Koodak" w:hint="cs"/>
+          <w:rtl/>
+          <w:lang w:val="en-US" w:bidi="fa-IR"/>
+        </w:rPr>
+        <w:t>بوک</w:t>
+      </w:r>
+      <w:proofErr w:type="spellEnd"/>
+      <w:r>
+        <w:rPr>
+          <w:rFonts w:cs="Koodak" w:hint="cs"/>
+          <w:rtl/>
+          <w:lang w:val="en-US" w:bidi="fa-IR"/>
+        </w:rPr>
+        <w:t xml:space="preserve"> مراجعه کنید.</w:t>
+      </w:r>
+    </w:p>
+    <w:p>
+      <w:pPr>
+        <w:bidi/>
+        <w:jc w:val="both"/>
+        <w:rPr>
+          <w:rFonts w:cs="Koodak"/>
+          <w:rtl/>
+          <w:lang w:val="en-US" w:bidi="fa-IR"/>
+        </w:rPr>
+      </w:pPr>
+    </w:p>
+    <w:p>
+      <w:pPr>
+        <w:bidi/>
+        <w:jc w:val="both"/>
+        <w:rPr>
+          <w:rFonts w:cs="Koodak"/>
+          <w:rtl/>
+          <w:lang w:val="en-US" w:bidi="fa-IR"/>
+        </w:rPr>
+      </w:pPr>
+    </w:p>
+    <w:p>
+      <w:pPr>
+        <w:bidi/>
+        <w:jc w:val="both"/>
+        <w:rPr>
+          <w:rFonts w:cs="Koodak"/>
+          <w:rtl/>
+          <w:lang w:val="en-US" w:bidi="fa-IR"/>
+        </w:rPr>
+      </w:pPr>
+    </w:p>
+    <w:p>
+      <w:pPr>
+        <w:bidi/>
+        <w:jc w:val="both"/>
+        <w:rPr>
+          <w:rFonts w:cs="Koodak"/>
+          <w:rtl/>
+          <w:lang w:val="en-US" w:bidi="fa-IR"/>
+        </w:rPr>
+      </w:pPr>
+    </w:p>
+    <w:p>
+      <w:pPr>
+        <w:bidi/>
+        <w:jc w:val="both"/>
+        <w:rPr>
+          <w:rFonts w:cs="Koodak"/>
+          <w:rtl/>
+          <w:lang w:val="en-US" w:bidi="fa-IR"/>
+        </w:rPr>
+      </w:pPr>
+    </w:p>
+    <w:p>
+      <w:pPr>
+        <w:bidi/>
+        <w:jc w:val="both"/>
+        <w:rPr>
+          <w:rFonts w:cs="Koodak"/>
+          <w:rtl/>
+          <w:lang w:val="en-US" w:bidi="fa-IR"/>
+        </w:rPr>
+      </w:pPr>
+    </w:p>
+    <w:p>
+      <w:pPr>
+        <w:bidi/>
+        <w:jc w:val="right"/>
+        <w:rPr>
+          <w:rFonts w:cs="Koodak"/>
+          <w:lang w:val="en-DE"/>
+        </w:rPr>
+      </w:pPr>
+      <w:r>
+        <w:rPr>
+          <w:rFonts w:cs="Koodak"/>
+          <w:rtl/>
+          <w:lang w:val="en-US" w:bidi="fa-IR"/>
+        </w:rPr>
+        <w:br/>
       </w:r>
       <w:r>
         <w:rPr>
@@ -7239,8 +7584,8 @@
       </w:pPr>
     </w:p>
     <w:sectPr>
-      <w:headerReference w:type="default" r:id="rId21"/>
-      <w:footerReference w:type="default" r:id="rId22"/>
+      <w:headerReference w:type="default" r:id="rId22"/>
+      <w:footerReference w:type="default" r:id="rId23"/>
       <w:pgSz w:w="11906" w:h="16838"/>
       <w:pgMar w:top="1440" w:right="1440" w:bottom="1440" w:left="1440" w:header="708" w:footer="708" w:gutter="0"/>
       <w:pgBorders w:offsetFrom="page">
